--- a/convert_source_description/QB_Op20_D_conv.docx
+++ b/convert_source_description/QB_Op20_D_conv.docx
@@ -29395,25 +29395,7 @@
                 <w:szCs w:val="20"/>
                 <w:lang w:val="de-DE"/>
               </w:rPr>
-              <w:t>2</w:t>
-            </w:r>
-            <w:r>
-              <w:rPr>
-                <w:rFonts w:ascii="Times New Roman" w:hAnsi="Times New Roman" w:cs="Times New Roman"/>
-                <w:sz w:val="20"/>
-                <w:szCs w:val="20"/>
-                <w:lang w:val="de-DE"/>
-              </w:rPr>
-              <w:t>–</w:t>
-            </w:r>
-            <w:r>
-              <w:rPr>
-                <w:rFonts w:ascii="Times New Roman" w:hAnsi="Times New Roman" w:cs="Times New Roman"/>
-                <w:sz w:val="20"/>
-                <w:szCs w:val="20"/>
-                <w:lang w:val="de-DE"/>
-              </w:rPr>
-              <w:t>4</w:t>
+              <w:t>2–4</w:t>
             </w:r>
             <w:r>
               <w:rPr>
@@ -29487,15 +29469,7 @@
                 <w:sz w:val="20"/>
                 <w:szCs w:val="20"/>
               </w:rPr>
-              <w:t>Gg</w:t>
-            </w:r>
-            <w:r>
-              <w:rPr>
-                <w:rFonts w:ascii="Times New Roman" w:hAnsi="Times New Roman" w:cs="Times New Roman"/>
-                <w:sz w:val="20"/>
-                <w:szCs w:val="20"/>
-              </w:rPr>
-              <w:t xml:space="preserve">. </w:t>
+              <w:t xml:space="preserve">Gg. </w:t>
             </w:r>
           </w:p>
         </w:tc>
@@ -29576,40 +29550,15 @@
                 <w:szCs w:val="20"/>
                 <w:lang w:val="de-DE"/>
               </w:rPr>
-              <w:t>2</w:t>
-            </w:r>
-            <w:r>
-              <w:rPr>
-                <w:rFonts w:ascii="Times New Roman" w:hAnsi="Times New Roman" w:cs="Times New Roman"/>
-                <w:sz w:val="20"/>
-                <w:szCs w:val="20"/>
-                <w:lang w:val="de-DE"/>
-              </w:rPr>
-              <w:t>.</w:t>
-            </w:r>
-            <w:r>
-              <w:rPr>
-                <w:rFonts w:ascii="Times New Roman" w:hAnsi="Times New Roman" w:cs="Times New Roman"/>
-                <w:sz w:val="20"/>
-                <w:szCs w:val="20"/>
-              </w:rPr>
-              <w:t>–4.</w:t>
-            </w:r>
-            <w:r>
-              <w:rPr>
-                <w:rFonts w:ascii="Times New Roman" w:hAnsi="Times New Roman" w:cs="Times New Roman"/>
-                <w:sz w:val="20"/>
-                <w:szCs w:val="20"/>
-              </w:rPr>
-              <w:t> </w:t>
-            </w:r>
-            <w:r>
-              <w:rPr>
-                <w:rFonts w:ascii="Times New Roman" w:hAnsi="Times New Roman" w:cs="Times New Roman"/>
-                <w:sz w:val="20"/>
-                <w:szCs w:val="20"/>
-              </w:rPr>
-              <w:t>Note</w:t>
+              <w:t>2.</w:t>
+            </w:r>
+            <w:r>
+              <w:rPr>
+                <w:rFonts w:ascii="Times New Roman" w:hAnsi="Times New Roman" w:cs="Times New Roman"/>
+                <w:sz w:val="20"/>
+                <w:szCs w:val="20"/>
+              </w:rPr>
+              <w:t>–4. Note</w:t>
             </w:r>
             <w:r>
               <w:rPr>
@@ -29683,15 +29632,7 @@
                 <w:sz w:val="20"/>
                 <w:szCs w:val="20"/>
               </w:rPr>
-              <w:t>Br</w:t>
-            </w:r>
-            <w:r>
-              <w:rPr>
-                <w:rFonts w:ascii="Times New Roman" w:hAnsi="Times New Roman" w:cs="Times New Roman"/>
-                <w:sz w:val="20"/>
-                <w:szCs w:val="20"/>
-              </w:rPr>
-              <w:t xml:space="preserve">. </w:t>
+              <w:t xml:space="preserve">Br. </w:t>
             </w:r>
           </w:p>
         </w:tc>
@@ -29721,23 +29662,7 @@
                 <w:sz w:val="20"/>
                 <w:szCs w:val="20"/>
               </w:rPr>
-              <w:t>8</w:t>
-            </w:r>
-            <w:r>
-              <w:rPr>
-                <w:rFonts w:ascii="Times New Roman" w:hAnsi="Times New Roman" w:cs="Times New Roman"/>
-                <w:sz w:val="20"/>
-                <w:szCs w:val="20"/>
-              </w:rPr>
-              <w:t>/</w:t>
-            </w:r>
-            <w:r>
-              <w:rPr>
-                <w:rFonts w:ascii="Times New Roman" w:hAnsi="Times New Roman" w:cs="Times New Roman"/>
-                <w:sz w:val="20"/>
-                <w:szCs w:val="20"/>
-              </w:rPr>
-              <w:t>32</w:t>
+              <w:t>8/32</w:t>
             </w:r>
           </w:p>
         </w:tc>
@@ -30652,15 +30577,7 @@
                 <w:sz w:val="20"/>
                 <w:szCs w:val="20"/>
               </w:rPr>
-              <w:t>3</w:t>
-            </w:r>
-            <w:r>
-              <w:rPr>
-                <w:rFonts w:ascii="Times New Roman" w:hAnsi="Times New Roman" w:cs="Times New Roman"/>
-                <w:sz w:val="20"/>
-                <w:szCs w:val="20"/>
-              </w:rPr>
-              <w:t>3</w:t>
+              <w:t>33</w:t>
             </w:r>
           </w:p>
         </w:tc>
@@ -31289,40 +31206,15 @@
                 <w:szCs w:val="20"/>
                 <w:lang w:val="de-DE"/>
               </w:rPr>
-              <w:t>1</w:t>
-            </w:r>
-            <w:r>
-              <w:rPr>
-                <w:rFonts w:ascii="Times New Roman" w:hAnsi="Times New Roman" w:cs="Times New Roman"/>
-                <w:sz w:val="20"/>
-                <w:szCs w:val="20"/>
-                <w:lang w:val="de-DE"/>
-              </w:rPr>
-              <w:t>.</w:t>
-            </w:r>
-            <w:r>
-              <w:rPr>
-                <w:rFonts w:ascii="Times New Roman" w:hAnsi="Times New Roman" w:cs="Times New Roman"/>
-                <w:sz w:val="20"/>
-                <w:szCs w:val="20"/>
-              </w:rPr>
-              <w:t>–</w:t>
-            </w:r>
-            <w:r>
-              <w:rPr>
-                <w:rFonts w:ascii="Times New Roman" w:hAnsi="Times New Roman" w:cs="Times New Roman"/>
-                <w:sz w:val="20"/>
-                <w:szCs w:val="20"/>
-              </w:rPr>
-              <w:t>2</w:t>
-            </w:r>
-            <w:r>
-              <w:rPr>
-                <w:rFonts w:ascii="Times New Roman" w:hAnsi="Times New Roman" w:cs="Times New Roman"/>
-                <w:sz w:val="20"/>
-                <w:szCs w:val="20"/>
-              </w:rPr>
-              <w:t>. Note</w:t>
+              <w:t>1.</w:t>
+            </w:r>
+            <w:r>
+              <w:rPr>
+                <w:rFonts w:ascii="Times New Roman" w:hAnsi="Times New Roman" w:cs="Times New Roman"/>
+                <w:sz w:val="20"/>
+                <w:szCs w:val="20"/>
+              </w:rPr>
+              <w:t>–2. Note</w:t>
             </w:r>
             <w:r>
               <w:rPr>
@@ -31501,15 +31393,7 @@
                 <w:sz w:val="20"/>
                 <w:szCs w:val="20"/>
               </w:rPr>
-              <w:t>–</w:t>
-            </w:r>
-            <w:r>
-              <w:rPr>
-                <w:rFonts w:ascii="Times New Roman" w:hAnsi="Times New Roman" w:cs="Times New Roman"/>
-                <w:sz w:val="20"/>
-                <w:szCs w:val="20"/>
-              </w:rPr>
-              <w:t>2/16</w:t>
+              <w:t>–2/16</w:t>
             </w:r>
             <w:r>
               <w:rPr>
@@ -31680,16 +31564,7 @@
                 <w:szCs w:val="20"/>
                 <w:lang w:val="de-DE"/>
               </w:rPr>
-              <w:t>bis vor 7</w:t>
-            </w:r>
-            <w:r>
-              <w:rPr>
-                <w:rFonts w:ascii="Times New Roman" w:hAnsi="Times New Roman" w:cs="Times New Roman"/>
-                <w:sz w:val="20"/>
-                <w:szCs w:val="20"/>
-                <w:lang w:val="de-DE"/>
-              </w:rPr>
-              <w:t>/32</w:t>
+              <w:t>bis vor 7/32</w:t>
             </w:r>
             <w:r>
               <w:rPr>
@@ -31959,6 +31834,3489 @@
               </w:rPr>
               <w:t>Rasur unter der Note. Ante correcturam: vermutlich Dynamik.</w:t>
             </w:r>
+          </w:p>
+        </w:tc>
+      </w:tr>
+      <w:tr>
+        <w:trPr>
+          <w:cantSplit/>
+        </w:trPr>
+        <w:tc>
+          <w:tcPr>
+            <w:tcW w:w="920" w:type="dxa"/>
+            <w:tcBorders>
+              <w:top w:val="single" w:sz="4" w:space="0" w:color="auto"/>
+              <w:left w:val="single" w:sz="4" w:space="0" w:color="auto"/>
+              <w:bottom w:val="single" w:sz="4" w:space="0" w:color="auto"/>
+              <w:right w:val="single" w:sz="4" w:space="0" w:color="auto"/>
+            </w:tcBorders>
+          </w:tcPr>
+          <w:p>
+            <w:pPr>
+              <w:spacing w:after="0" w:line="360" w:lineRule="auto"/>
+              <w:outlineLvl w:val="0"/>
+              <w:rPr>
+                <w:rFonts w:ascii="Times New Roman" w:hAnsi="Times New Roman" w:cs="Times New Roman"/>
+                <w:sz w:val="20"/>
+                <w:szCs w:val="20"/>
+              </w:rPr>
+            </w:pPr>
+            <w:r>
+              <w:rPr>
+                <w:rFonts w:ascii="Times New Roman" w:hAnsi="Times New Roman" w:cs="Times New Roman"/>
+                <w:sz w:val="20"/>
+                <w:szCs w:val="20"/>
+              </w:rPr>
+              <w:t>35</w:t>
+            </w:r>
+          </w:p>
+        </w:tc>
+        <w:tc>
+          <w:tcPr>
+            <w:tcW w:w="1134" w:type="dxa"/>
+            <w:tcBorders>
+              <w:top w:val="single" w:sz="4" w:space="0" w:color="auto"/>
+              <w:left w:val="single" w:sz="4" w:space="0" w:color="auto"/>
+              <w:bottom w:val="single" w:sz="4" w:space="0" w:color="auto"/>
+              <w:right w:val="single" w:sz="4" w:space="0" w:color="auto"/>
+            </w:tcBorders>
+          </w:tcPr>
+          <w:p>
+            <w:pPr>
+              <w:spacing w:after="0" w:line="360" w:lineRule="auto"/>
+              <w:outlineLvl w:val="0"/>
+              <w:rPr>
+                <w:rFonts w:ascii="Times New Roman" w:hAnsi="Times New Roman" w:cs="Times New Roman"/>
+                <w:sz w:val="20"/>
+                <w:szCs w:val="20"/>
+              </w:rPr>
+            </w:pPr>
+          </w:p>
+        </w:tc>
+        <w:tc>
+          <w:tcPr>
+            <w:tcW w:w="1278" w:type="dxa"/>
+            <w:tcBorders>
+              <w:top w:val="single" w:sz="4" w:space="0" w:color="auto"/>
+              <w:left w:val="single" w:sz="4" w:space="0" w:color="auto"/>
+              <w:bottom w:val="single" w:sz="4" w:space="0" w:color="auto"/>
+              <w:right w:val="single" w:sz="4" w:space="0" w:color="auto"/>
+            </w:tcBorders>
+          </w:tcPr>
+          <w:p>
+            <w:pPr>
+              <w:spacing w:after="0" w:line="360" w:lineRule="auto"/>
+              <w:outlineLvl w:val="0"/>
+              <w:rPr>
+                <w:rFonts w:ascii="Times New Roman" w:hAnsi="Times New Roman" w:cs="Times New Roman"/>
+                <w:sz w:val="20"/>
+                <w:szCs w:val="20"/>
+              </w:rPr>
+            </w:pPr>
+            <w:r>
+              <w:rPr>
+                <w:rFonts w:ascii="Times New Roman" w:hAnsi="Times New Roman" w:cs="Times New Roman"/>
+                <w:sz w:val="20"/>
+                <w:szCs w:val="20"/>
+              </w:rPr>
+              <w:t>Taktanfang</w:t>
+            </w:r>
+          </w:p>
+        </w:tc>
+        <w:tc>
+          <w:tcPr>
+            <w:tcW w:w="5880" w:type="dxa"/>
+            <w:tcBorders>
+              <w:top w:val="single" w:sz="4" w:space="0" w:color="auto"/>
+              <w:left w:val="single" w:sz="4" w:space="0" w:color="auto"/>
+              <w:bottom w:val="single" w:sz="4" w:space="0" w:color="auto"/>
+              <w:right w:val="single" w:sz="4" w:space="0" w:color="auto"/>
+            </w:tcBorders>
+          </w:tcPr>
+          <w:p>
+            <w:pPr>
+              <w:spacing w:after="0" w:line="360" w:lineRule="auto"/>
+              <w:outlineLvl w:val="0"/>
+              <w:rPr>
+                <w:rFonts w:ascii="Times New Roman" w:hAnsi="Times New Roman" w:cs="Times New Roman"/>
+                <w:sz w:val="20"/>
+                <w:szCs w:val="20"/>
+              </w:rPr>
+            </w:pPr>
+            <w:r>
+              <w:rPr>
+                <w:rFonts w:ascii="Times New Roman" w:hAnsi="Times New Roman" w:cs="Times New Roman"/>
+                <w:sz w:val="20"/>
+                <w:szCs w:val="20"/>
+              </w:rPr>
+              <w:t>Rasur über der Akkolade. Ante correcturam: vermutlich Tempobezeichnung.</w:t>
+            </w:r>
+          </w:p>
+        </w:tc>
+      </w:tr>
+      <w:tr>
+        <w:trPr>
+          <w:cantSplit/>
+        </w:trPr>
+        <w:tc>
+          <w:tcPr>
+            <w:tcW w:w="920" w:type="dxa"/>
+            <w:tcBorders>
+              <w:top w:val="single" w:sz="4" w:space="0" w:color="auto"/>
+              <w:left w:val="single" w:sz="4" w:space="0" w:color="auto"/>
+              <w:bottom w:val="single" w:sz="4" w:space="0" w:color="auto"/>
+              <w:right w:val="single" w:sz="4" w:space="0" w:color="auto"/>
+            </w:tcBorders>
+          </w:tcPr>
+          <w:p>
+            <w:pPr>
+              <w:spacing w:after="0" w:line="360" w:lineRule="auto"/>
+              <w:outlineLvl w:val="0"/>
+              <w:rPr>
+                <w:rFonts w:ascii="Times New Roman" w:hAnsi="Times New Roman" w:cs="Times New Roman"/>
+                <w:sz w:val="20"/>
+                <w:szCs w:val="20"/>
+              </w:rPr>
+            </w:pPr>
+            <w:r>
+              <w:rPr>
+                <w:rFonts w:ascii="Times New Roman" w:hAnsi="Times New Roman" w:cs="Times New Roman"/>
+                <w:sz w:val="20"/>
+                <w:szCs w:val="20"/>
+              </w:rPr>
+              <w:t>35</w:t>
+            </w:r>
+          </w:p>
+        </w:tc>
+        <w:tc>
+          <w:tcPr>
+            <w:tcW w:w="1134" w:type="dxa"/>
+            <w:tcBorders>
+              <w:top w:val="single" w:sz="4" w:space="0" w:color="auto"/>
+              <w:left w:val="single" w:sz="4" w:space="0" w:color="auto"/>
+              <w:bottom w:val="single" w:sz="4" w:space="0" w:color="auto"/>
+              <w:right w:val="single" w:sz="4" w:space="0" w:color="auto"/>
+            </w:tcBorders>
+          </w:tcPr>
+          <w:p>
+            <w:pPr>
+              <w:spacing w:after="0" w:line="360" w:lineRule="auto"/>
+              <w:outlineLvl w:val="0"/>
+              <w:rPr>
+                <w:rFonts w:ascii="Times New Roman" w:hAnsi="Times New Roman" w:cs="Times New Roman"/>
+                <w:sz w:val="20"/>
+                <w:szCs w:val="20"/>
+              </w:rPr>
+            </w:pPr>
+            <w:r>
+              <w:rPr>
+                <w:rFonts w:ascii="Times New Roman" w:hAnsi="Times New Roman" w:cs="Times New Roman"/>
+                <w:sz w:val="20"/>
+                <w:szCs w:val="20"/>
+              </w:rPr>
+              <w:t>Vc.</w:t>
+            </w:r>
+          </w:p>
+        </w:tc>
+        <w:tc>
+          <w:tcPr>
+            <w:tcW w:w="1278" w:type="dxa"/>
+            <w:tcBorders>
+              <w:top w:val="single" w:sz="4" w:space="0" w:color="auto"/>
+              <w:left w:val="single" w:sz="4" w:space="0" w:color="auto"/>
+              <w:bottom w:val="single" w:sz="4" w:space="0" w:color="auto"/>
+              <w:right w:val="single" w:sz="4" w:space="0" w:color="auto"/>
+            </w:tcBorders>
+          </w:tcPr>
+          <w:p>
+            <w:pPr>
+              <w:spacing w:after="0" w:line="360" w:lineRule="auto"/>
+              <w:outlineLvl w:val="0"/>
+              <w:rPr>
+                <w:rFonts w:ascii="Times New Roman" w:hAnsi="Times New Roman" w:cs="Times New Roman"/>
+                <w:sz w:val="20"/>
+                <w:szCs w:val="20"/>
+              </w:rPr>
+            </w:pPr>
+            <w:r>
+              <w:rPr>
+                <w:rFonts w:ascii="Times New Roman" w:hAnsi="Times New Roman" w:cs="Times New Roman"/>
+                <w:sz w:val="20"/>
+                <w:szCs w:val="20"/>
+              </w:rPr>
+              <w:t>1. Note</w:t>
+            </w:r>
+          </w:p>
+        </w:tc>
+        <w:tc>
+          <w:tcPr>
+            <w:tcW w:w="5880" w:type="dxa"/>
+            <w:tcBorders>
+              <w:top w:val="single" w:sz="4" w:space="0" w:color="auto"/>
+              <w:left w:val="single" w:sz="4" w:space="0" w:color="auto"/>
+              <w:bottom w:val="single" w:sz="4" w:space="0" w:color="auto"/>
+              <w:right w:val="single" w:sz="4" w:space="0" w:color="auto"/>
+            </w:tcBorders>
+          </w:tcPr>
+          <w:p>
+            <w:pPr>
+              <w:spacing w:after="0" w:line="360" w:lineRule="auto"/>
+              <w:outlineLvl w:val="0"/>
+              <w:rPr>
+                <w:rFonts w:ascii="Times New Roman" w:hAnsi="Times New Roman" w:cs="Times New Roman"/>
+                <w:sz w:val="20"/>
+                <w:szCs w:val="20"/>
+              </w:rPr>
+            </w:pPr>
+            <w:r>
+              <w:rPr>
+                <w:rFonts w:ascii="Times New Roman" w:hAnsi="Times New Roman" w:cs="Times New Roman"/>
+                <w:sz w:val="20"/>
+                <w:szCs w:val="20"/>
+                <w:highlight w:val="magenta"/>
+              </w:rPr>
+              <w:t>##</w:t>
+            </w:r>
+            <w:r>
+              <w:rPr>
+                <w:rFonts w:ascii="Times New Roman" w:hAnsi="Times New Roman" w:cs="Times New Roman"/>
+                <w:sz w:val="20"/>
+                <w:szCs w:val="20"/>
+              </w:rPr>
+              <w:t xml:space="preserve">[p] auf Rasur. </w:t>
+            </w:r>
+          </w:p>
+        </w:tc>
+      </w:tr>
+      <w:tr>
+        <w:trPr>
+          <w:cantSplit/>
+        </w:trPr>
+        <w:tc>
+          <w:tcPr>
+            <w:tcW w:w="920" w:type="dxa"/>
+            <w:tcBorders>
+              <w:top w:val="single" w:sz="4" w:space="0" w:color="auto"/>
+              <w:left w:val="single" w:sz="4" w:space="0" w:color="auto"/>
+              <w:bottom w:val="single" w:sz="4" w:space="0" w:color="auto"/>
+              <w:right w:val="single" w:sz="4" w:space="0" w:color="auto"/>
+            </w:tcBorders>
+          </w:tcPr>
+          <w:p>
+            <w:pPr>
+              <w:spacing w:after="0" w:line="360" w:lineRule="auto"/>
+              <w:outlineLvl w:val="0"/>
+              <w:rPr>
+                <w:rFonts w:ascii="Times New Roman" w:hAnsi="Times New Roman" w:cs="Times New Roman"/>
+                <w:sz w:val="20"/>
+                <w:szCs w:val="20"/>
+              </w:rPr>
+            </w:pPr>
+            <w:r>
+              <w:rPr>
+                <w:rFonts w:ascii="Times New Roman" w:hAnsi="Times New Roman" w:cs="Times New Roman"/>
+                <w:sz w:val="20"/>
+                <w:szCs w:val="20"/>
+              </w:rPr>
+              <w:t>35</w:t>
+            </w:r>
+          </w:p>
+        </w:tc>
+        <w:tc>
+          <w:tcPr>
+            <w:tcW w:w="1134" w:type="dxa"/>
+            <w:tcBorders>
+              <w:top w:val="single" w:sz="4" w:space="0" w:color="auto"/>
+              <w:left w:val="single" w:sz="4" w:space="0" w:color="auto"/>
+              <w:bottom w:val="single" w:sz="4" w:space="0" w:color="auto"/>
+              <w:right w:val="single" w:sz="4" w:space="0" w:color="auto"/>
+            </w:tcBorders>
+          </w:tcPr>
+          <w:p>
+            <w:pPr>
+              <w:spacing w:after="0" w:line="360" w:lineRule="auto"/>
+              <w:outlineLvl w:val="0"/>
+              <w:rPr>
+                <w:rFonts w:ascii="Times New Roman" w:hAnsi="Times New Roman" w:cs="Times New Roman"/>
+                <w:sz w:val="20"/>
+                <w:szCs w:val="20"/>
+              </w:rPr>
+            </w:pPr>
+            <w:r>
+              <w:rPr>
+                <w:rFonts w:ascii="Times New Roman" w:hAnsi="Times New Roman" w:cs="Times New Roman"/>
+                <w:sz w:val="20"/>
+                <w:szCs w:val="20"/>
+              </w:rPr>
+              <w:t xml:space="preserve">Gg. </w:t>
+            </w:r>
+          </w:p>
+        </w:tc>
+        <w:tc>
+          <w:tcPr>
+            <w:tcW w:w="1278" w:type="dxa"/>
+            <w:tcBorders>
+              <w:top w:val="single" w:sz="4" w:space="0" w:color="auto"/>
+              <w:left w:val="single" w:sz="4" w:space="0" w:color="auto"/>
+              <w:bottom w:val="single" w:sz="4" w:space="0" w:color="auto"/>
+              <w:right w:val="single" w:sz="4" w:space="0" w:color="auto"/>
+            </w:tcBorders>
+          </w:tcPr>
+          <w:p>
+            <w:pPr>
+              <w:spacing w:after="0" w:line="360" w:lineRule="auto"/>
+              <w:outlineLvl w:val="0"/>
+              <w:rPr>
+                <w:rFonts w:ascii="Times New Roman" w:hAnsi="Times New Roman" w:cs="Times New Roman"/>
+                <w:sz w:val="20"/>
+                <w:szCs w:val="20"/>
+              </w:rPr>
+            </w:pPr>
+            <w:r>
+              <w:rPr>
+                <w:rFonts w:ascii="Times New Roman" w:hAnsi="Times New Roman" w:cs="Times New Roman"/>
+                <w:sz w:val="20"/>
+                <w:szCs w:val="20"/>
+              </w:rPr>
+              <w:t>5/32</w:t>
+            </w:r>
+          </w:p>
+        </w:tc>
+        <w:tc>
+          <w:tcPr>
+            <w:tcW w:w="5880" w:type="dxa"/>
+            <w:tcBorders>
+              <w:top w:val="single" w:sz="4" w:space="0" w:color="auto"/>
+              <w:left w:val="single" w:sz="4" w:space="0" w:color="auto"/>
+              <w:bottom w:val="single" w:sz="4" w:space="0" w:color="auto"/>
+              <w:right w:val="single" w:sz="4" w:space="0" w:color="auto"/>
+            </w:tcBorders>
+          </w:tcPr>
+          <w:p>
+            <w:pPr>
+              <w:spacing w:after="0" w:line="360" w:lineRule="auto"/>
+              <w:outlineLvl w:val="0"/>
+              <w:rPr>
+                <w:rFonts w:ascii="Times New Roman" w:hAnsi="Times New Roman" w:cs="Times New Roman"/>
+                <w:sz w:val="20"/>
+                <w:szCs w:val="20"/>
+              </w:rPr>
+            </w:pPr>
+            <w:r>
+              <w:rPr>
+                <w:rFonts w:ascii="Times New Roman" w:hAnsi="Times New Roman" w:cs="Times New Roman"/>
+                <w:sz w:val="20"/>
+                <w:szCs w:val="20"/>
+              </w:rPr>
+              <w:t>[p] auf Rasur. Ante correcturam: vermutlich [pp].</w:t>
+            </w:r>
+          </w:p>
+        </w:tc>
+      </w:tr>
+      <w:tr>
+        <w:trPr>
+          <w:cantSplit/>
+        </w:trPr>
+        <w:tc>
+          <w:tcPr>
+            <w:tcW w:w="920" w:type="dxa"/>
+            <w:tcBorders>
+              <w:top w:val="single" w:sz="4" w:space="0" w:color="auto"/>
+              <w:left w:val="single" w:sz="4" w:space="0" w:color="auto"/>
+              <w:bottom w:val="single" w:sz="4" w:space="0" w:color="auto"/>
+              <w:right w:val="single" w:sz="4" w:space="0" w:color="auto"/>
+            </w:tcBorders>
+          </w:tcPr>
+          <w:p>
+            <w:pPr>
+              <w:spacing w:after="0" w:line="360" w:lineRule="auto"/>
+              <w:outlineLvl w:val="0"/>
+              <w:rPr>
+                <w:rFonts w:ascii="Times New Roman" w:hAnsi="Times New Roman" w:cs="Times New Roman"/>
+                <w:sz w:val="20"/>
+                <w:szCs w:val="20"/>
+              </w:rPr>
+            </w:pPr>
+            <w:r>
+              <w:rPr>
+                <w:rFonts w:ascii="Times New Roman" w:hAnsi="Times New Roman" w:cs="Times New Roman"/>
+                <w:sz w:val="20"/>
+                <w:szCs w:val="20"/>
+              </w:rPr>
+              <w:t>35</w:t>
+            </w:r>
+          </w:p>
+        </w:tc>
+        <w:tc>
+          <w:tcPr>
+            <w:tcW w:w="1134" w:type="dxa"/>
+            <w:tcBorders>
+              <w:top w:val="single" w:sz="4" w:space="0" w:color="auto"/>
+              <w:left w:val="single" w:sz="4" w:space="0" w:color="auto"/>
+              <w:bottom w:val="single" w:sz="4" w:space="0" w:color="auto"/>
+              <w:right w:val="single" w:sz="4" w:space="0" w:color="auto"/>
+            </w:tcBorders>
+          </w:tcPr>
+          <w:p>
+            <w:pPr>
+              <w:spacing w:after="0" w:line="360" w:lineRule="auto"/>
+              <w:outlineLvl w:val="0"/>
+              <w:rPr>
+                <w:rFonts w:ascii="Times New Roman" w:hAnsi="Times New Roman" w:cs="Times New Roman"/>
+                <w:sz w:val="20"/>
+                <w:szCs w:val="20"/>
+              </w:rPr>
+            </w:pPr>
+            <w:r>
+              <w:rPr>
+                <w:rFonts w:ascii="Times New Roman" w:hAnsi="Times New Roman" w:cs="Times New Roman"/>
+                <w:sz w:val="20"/>
+                <w:szCs w:val="20"/>
+              </w:rPr>
+              <w:t xml:space="preserve">Br. </w:t>
+            </w:r>
+          </w:p>
+        </w:tc>
+        <w:tc>
+          <w:tcPr>
+            <w:tcW w:w="1278" w:type="dxa"/>
+            <w:tcBorders>
+              <w:top w:val="single" w:sz="4" w:space="0" w:color="auto"/>
+              <w:left w:val="single" w:sz="4" w:space="0" w:color="auto"/>
+              <w:bottom w:val="single" w:sz="4" w:space="0" w:color="auto"/>
+              <w:right w:val="single" w:sz="4" w:space="0" w:color="auto"/>
+            </w:tcBorders>
+          </w:tcPr>
+          <w:p>
+            <w:pPr>
+              <w:spacing w:after="0" w:line="360" w:lineRule="auto"/>
+              <w:outlineLvl w:val="0"/>
+              <w:rPr>
+                <w:rFonts w:ascii="Times New Roman" w:hAnsi="Times New Roman" w:cs="Times New Roman"/>
+                <w:sz w:val="20"/>
+                <w:szCs w:val="20"/>
+              </w:rPr>
+            </w:pPr>
+            <w:r>
+              <w:rPr>
+                <w:rFonts w:ascii="Times New Roman" w:hAnsi="Times New Roman" w:cs="Times New Roman"/>
+                <w:sz w:val="20"/>
+                <w:szCs w:val="20"/>
+              </w:rPr>
+              <w:t>2/8</w:t>
+            </w:r>
+          </w:p>
+        </w:tc>
+        <w:tc>
+          <w:tcPr>
+            <w:tcW w:w="5880" w:type="dxa"/>
+            <w:tcBorders>
+              <w:top w:val="single" w:sz="4" w:space="0" w:color="auto"/>
+              <w:left w:val="single" w:sz="4" w:space="0" w:color="auto"/>
+              <w:bottom w:val="single" w:sz="4" w:space="0" w:color="auto"/>
+              <w:right w:val="single" w:sz="4" w:space="0" w:color="auto"/>
+            </w:tcBorders>
+          </w:tcPr>
+          <w:p>
+            <w:pPr>
+              <w:spacing w:after="0" w:line="360" w:lineRule="auto"/>
+              <w:outlineLvl w:val="0"/>
+              <w:rPr>
+                <w:rFonts w:ascii="Times New Roman" w:hAnsi="Times New Roman" w:cs="Times New Roman"/>
+                <w:sz w:val="20"/>
+                <w:szCs w:val="20"/>
+              </w:rPr>
+            </w:pPr>
+            <w:r>
+              <w:rPr>
+                <w:rFonts w:ascii="Times New Roman" w:hAnsi="Times New Roman" w:cs="Times New Roman"/>
+                <w:sz w:val="20"/>
+                <w:szCs w:val="20"/>
+              </w:rPr>
+              <w:t xml:space="preserve">Punktierte Achtelpause geändert zu Achtelpause. </w:t>
+            </w:r>
+          </w:p>
+        </w:tc>
+      </w:tr>
+      <w:tr>
+        <w:trPr>
+          <w:cantSplit/>
+        </w:trPr>
+        <w:tc>
+          <w:tcPr>
+            <w:tcW w:w="920" w:type="dxa"/>
+            <w:tcBorders>
+              <w:top w:val="single" w:sz="4" w:space="0" w:color="auto"/>
+              <w:left w:val="single" w:sz="4" w:space="0" w:color="auto"/>
+              <w:bottom w:val="single" w:sz="4" w:space="0" w:color="auto"/>
+              <w:right w:val="single" w:sz="4" w:space="0" w:color="auto"/>
+            </w:tcBorders>
+          </w:tcPr>
+          <w:p>
+            <w:pPr>
+              <w:spacing w:after="0" w:line="360" w:lineRule="auto"/>
+              <w:outlineLvl w:val="0"/>
+              <w:rPr>
+                <w:rFonts w:ascii="Times New Roman" w:hAnsi="Times New Roman" w:cs="Times New Roman"/>
+                <w:sz w:val="20"/>
+                <w:szCs w:val="20"/>
+              </w:rPr>
+            </w:pPr>
+            <w:r>
+              <w:rPr>
+                <w:rFonts w:ascii="Times New Roman" w:hAnsi="Times New Roman" w:cs="Times New Roman"/>
+                <w:sz w:val="20"/>
+                <w:szCs w:val="20"/>
+              </w:rPr>
+              <w:t>35</w:t>
+            </w:r>
+          </w:p>
+        </w:tc>
+        <w:tc>
+          <w:tcPr>
+            <w:tcW w:w="1134" w:type="dxa"/>
+            <w:tcBorders>
+              <w:top w:val="single" w:sz="4" w:space="0" w:color="auto"/>
+              <w:left w:val="single" w:sz="4" w:space="0" w:color="auto"/>
+              <w:bottom w:val="single" w:sz="4" w:space="0" w:color="auto"/>
+              <w:right w:val="single" w:sz="4" w:space="0" w:color="auto"/>
+            </w:tcBorders>
+          </w:tcPr>
+          <w:p>
+            <w:pPr>
+              <w:spacing w:after="0" w:line="360" w:lineRule="auto"/>
+              <w:outlineLvl w:val="0"/>
+              <w:rPr>
+                <w:rFonts w:ascii="Times New Roman" w:hAnsi="Times New Roman" w:cs="Times New Roman"/>
+                <w:sz w:val="20"/>
+                <w:szCs w:val="20"/>
+              </w:rPr>
+            </w:pPr>
+            <w:r>
+              <w:rPr>
+                <w:rFonts w:ascii="Times New Roman" w:hAnsi="Times New Roman" w:cs="Times New Roman"/>
+                <w:sz w:val="20"/>
+                <w:szCs w:val="20"/>
+              </w:rPr>
+              <w:t>Gg.</w:t>
+            </w:r>
+          </w:p>
+        </w:tc>
+        <w:tc>
+          <w:tcPr>
+            <w:tcW w:w="1278" w:type="dxa"/>
+            <w:tcBorders>
+              <w:top w:val="single" w:sz="4" w:space="0" w:color="auto"/>
+              <w:left w:val="single" w:sz="4" w:space="0" w:color="auto"/>
+              <w:bottom w:val="single" w:sz="4" w:space="0" w:color="auto"/>
+              <w:right w:val="single" w:sz="4" w:space="0" w:color="auto"/>
+            </w:tcBorders>
+          </w:tcPr>
+          <w:p>
+            <w:pPr>
+              <w:spacing w:after="0" w:line="360" w:lineRule="auto"/>
+              <w:outlineLvl w:val="0"/>
+              <w:rPr>
+                <w:rFonts w:ascii="Times New Roman" w:hAnsi="Times New Roman" w:cs="Times New Roman"/>
+                <w:sz w:val="20"/>
+                <w:szCs w:val="20"/>
+              </w:rPr>
+            </w:pPr>
+            <w:r>
+              <w:rPr>
+                <w:rFonts w:ascii="Times New Roman" w:hAnsi="Times New Roman" w:cs="Times New Roman"/>
+                <w:sz w:val="20"/>
+                <w:szCs w:val="20"/>
+              </w:rPr>
+              <w:t>letzte Note</w:t>
+            </w:r>
+          </w:p>
+        </w:tc>
+        <w:tc>
+          <w:tcPr>
+            <w:tcW w:w="5880" w:type="dxa"/>
+            <w:tcBorders>
+              <w:top w:val="single" w:sz="4" w:space="0" w:color="auto"/>
+              <w:left w:val="single" w:sz="4" w:space="0" w:color="auto"/>
+              <w:bottom w:val="single" w:sz="4" w:space="0" w:color="auto"/>
+              <w:right w:val="single" w:sz="4" w:space="0" w:color="auto"/>
+            </w:tcBorders>
+          </w:tcPr>
+          <w:p>
+            <w:pPr>
+              <w:spacing w:after="0" w:line="360" w:lineRule="auto"/>
+              <w:outlineLvl w:val="0"/>
+              <w:rPr>
+                <w:rFonts w:ascii="Times New Roman" w:hAnsi="Times New Roman" w:cs="Times New Roman"/>
+                <w:sz w:val="20"/>
+                <w:szCs w:val="20"/>
+              </w:rPr>
+            </w:pPr>
+            <w:r>
+              <w:rPr>
+                <w:rFonts w:ascii="Times New Roman" w:hAnsi="Times New Roman" w:cs="Times New Roman"/>
+                <w:sz w:val="20"/>
+                <w:szCs w:val="20"/>
+              </w:rPr>
+              <w:t>Rasur unter der Note. Ante correcturam: vermutlich Gabel.</w:t>
+            </w:r>
+          </w:p>
+        </w:tc>
+      </w:tr>
+      <w:tr>
+        <w:trPr>
+          <w:cantSplit/>
+        </w:trPr>
+        <w:tc>
+          <w:tcPr>
+            <w:tcW w:w="920" w:type="dxa"/>
+            <w:tcBorders>
+              <w:top w:val="single" w:sz="4" w:space="0" w:color="auto"/>
+              <w:left w:val="single" w:sz="4" w:space="0" w:color="auto"/>
+              <w:bottom w:val="single" w:sz="4" w:space="0" w:color="auto"/>
+              <w:right w:val="single" w:sz="4" w:space="0" w:color="auto"/>
+            </w:tcBorders>
+          </w:tcPr>
+          <w:p>
+            <w:pPr>
+              <w:spacing w:after="0" w:line="360" w:lineRule="auto"/>
+              <w:outlineLvl w:val="0"/>
+              <w:rPr>
+                <w:rFonts w:ascii="Times New Roman" w:hAnsi="Times New Roman" w:cs="Times New Roman"/>
+                <w:sz w:val="20"/>
+                <w:szCs w:val="20"/>
+              </w:rPr>
+            </w:pPr>
+            <w:r>
+              <w:rPr>
+                <w:rFonts w:ascii="Times New Roman" w:hAnsi="Times New Roman" w:cs="Times New Roman"/>
+                <w:sz w:val="20"/>
+                <w:szCs w:val="20"/>
+              </w:rPr>
+              <w:t>35</w:t>
+            </w:r>
+          </w:p>
+        </w:tc>
+        <w:tc>
+          <w:tcPr>
+            <w:tcW w:w="1134" w:type="dxa"/>
+            <w:tcBorders>
+              <w:top w:val="single" w:sz="4" w:space="0" w:color="auto"/>
+              <w:left w:val="single" w:sz="4" w:space="0" w:color="auto"/>
+              <w:bottom w:val="single" w:sz="4" w:space="0" w:color="auto"/>
+              <w:right w:val="single" w:sz="4" w:space="0" w:color="auto"/>
+            </w:tcBorders>
+          </w:tcPr>
+          <w:p>
+            <w:pPr>
+              <w:spacing w:after="0" w:line="360" w:lineRule="auto"/>
+              <w:outlineLvl w:val="0"/>
+              <w:rPr>
+                <w:rFonts w:ascii="Times New Roman" w:hAnsi="Times New Roman" w:cs="Times New Roman"/>
+                <w:sz w:val="20"/>
+                <w:szCs w:val="20"/>
+              </w:rPr>
+            </w:pPr>
+            <w:r>
+              <w:rPr>
+                <w:rFonts w:ascii="Times New Roman" w:hAnsi="Times New Roman" w:cs="Times New Roman"/>
+                <w:sz w:val="20"/>
+                <w:szCs w:val="20"/>
+              </w:rPr>
+              <w:t xml:space="preserve">Br. </w:t>
+            </w:r>
+          </w:p>
+        </w:tc>
+        <w:tc>
+          <w:tcPr>
+            <w:tcW w:w="1278" w:type="dxa"/>
+            <w:tcBorders>
+              <w:top w:val="single" w:sz="4" w:space="0" w:color="auto"/>
+              <w:left w:val="single" w:sz="4" w:space="0" w:color="auto"/>
+              <w:bottom w:val="single" w:sz="4" w:space="0" w:color="auto"/>
+              <w:right w:val="single" w:sz="4" w:space="0" w:color="auto"/>
+            </w:tcBorders>
+          </w:tcPr>
+          <w:p>
+            <w:pPr>
+              <w:spacing w:after="0" w:line="360" w:lineRule="auto"/>
+              <w:outlineLvl w:val="0"/>
+              <w:rPr>
+                <w:rFonts w:ascii="Times New Roman" w:hAnsi="Times New Roman" w:cs="Times New Roman"/>
+                <w:sz w:val="20"/>
+                <w:szCs w:val="20"/>
+              </w:rPr>
+            </w:pPr>
+            <w:r>
+              <w:rPr>
+                <w:rFonts w:ascii="Times New Roman" w:hAnsi="Times New Roman" w:cs="Times New Roman"/>
+                <w:sz w:val="20"/>
+                <w:szCs w:val="20"/>
+              </w:rPr>
+              <w:t>9–10/32</w:t>
+            </w:r>
+          </w:p>
+        </w:tc>
+        <w:tc>
+          <w:tcPr>
+            <w:tcW w:w="5880" w:type="dxa"/>
+            <w:tcBorders>
+              <w:top w:val="single" w:sz="4" w:space="0" w:color="auto"/>
+              <w:left w:val="single" w:sz="4" w:space="0" w:color="auto"/>
+              <w:bottom w:val="single" w:sz="4" w:space="0" w:color="auto"/>
+              <w:right w:val="single" w:sz="4" w:space="0" w:color="auto"/>
+            </w:tcBorders>
+          </w:tcPr>
+          <w:p>
+            <w:pPr>
+              <w:spacing w:after="0" w:line="360" w:lineRule="auto"/>
+              <w:outlineLvl w:val="0"/>
+              <w:rPr>
+                <w:rFonts w:ascii="Times New Roman" w:hAnsi="Times New Roman" w:cs="Times New Roman"/>
+                <w:sz w:val="20"/>
+                <w:szCs w:val="20"/>
+              </w:rPr>
+            </w:pPr>
+            <w:r>
+              <w:rPr>
+                <w:rFonts w:ascii="Times New Roman" w:hAnsi="Times New Roman" w:cs="Times New Roman"/>
+                <w:sz w:val="20"/>
+                <w:szCs w:val="20"/>
+              </w:rPr>
+              <w:t xml:space="preserve">Noten und Dynamik auf Rasur. </w:t>
+            </w:r>
+          </w:p>
+        </w:tc>
+      </w:tr>
+      <w:tr>
+        <w:trPr>
+          <w:cantSplit/>
+        </w:trPr>
+        <w:tc>
+          <w:tcPr>
+            <w:tcW w:w="920" w:type="dxa"/>
+            <w:tcBorders>
+              <w:top w:val="single" w:sz="4" w:space="0" w:color="auto"/>
+              <w:left w:val="single" w:sz="4" w:space="0" w:color="auto"/>
+              <w:bottom w:val="single" w:sz="4" w:space="0" w:color="auto"/>
+              <w:right w:val="single" w:sz="4" w:space="0" w:color="auto"/>
+            </w:tcBorders>
+          </w:tcPr>
+          <w:p>
+            <w:pPr>
+              <w:spacing w:after="0" w:line="360" w:lineRule="auto"/>
+              <w:outlineLvl w:val="0"/>
+              <w:rPr>
+                <w:rFonts w:ascii="Times New Roman" w:hAnsi="Times New Roman" w:cs="Times New Roman"/>
+                <w:sz w:val="20"/>
+                <w:szCs w:val="20"/>
+              </w:rPr>
+            </w:pPr>
+            <w:r>
+              <w:rPr>
+                <w:rFonts w:ascii="Times New Roman" w:hAnsi="Times New Roman" w:cs="Times New Roman"/>
+                <w:sz w:val="20"/>
+                <w:szCs w:val="20"/>
+              </w:rPr>
+              <w:lastRenderedPageBreak/>
+              <w:t>3</w:t>
+            </w:r>
+            <w:r>
+              <w:rPr>
+                <w:rFonts w:ascii="Times New Roman" w:hAnsi="Times New Roman" w:cs="Times New Roman"/>
+                <w:sz w:val="20"/>
+                <w:szCs w:val="20"/>
+              </w:rPr>
+              <w:t>6</w:t>
+            </w:r>
+          </w:p>
+        </w:tc>
+        <w:tc>
+          <w:tcPr>
+            <w:tcW w:w="1134" w:type="dxa"/>
+            <w:tcBorders>
+              <w:top w:val="single" w:sz="4" w:space="0" w:color="auto"/>
+              <w:left w:val="single" w:sz="4" w:space="0" w:color="auto"/>
+              <w:bottom w:val="single" w:sz="4" w:space="0" w:color="auto"/>
+              <w:right w:val="single" w:sz="4" w:space="0" w:color="auto"/>
+            </w:tcBorders>
+          </w:tcPr>
+          <w:p>
+            <w:pPr>
+              <w:spacing w:after="0" w:line="360" w:lineRule="auto"/>
+              <w:outlineLvl w:val="0"/>
+              <w:rPr>
+                <w:rFonts w:ascii="Times New Roman" w:hAnsi="Times New Roman" w:cs="Times New Roman"/>
+                <w:sz w:val="20"/>
+                <w:szCs w:val="20"/>
+              </w:rPr>
+            </w:pPr>
+            <w:r>
+              <w:rPr>
+                <w:rFonts w:ascii="Times New Roman" w:hAnsi="Times New Roman" w:cs="Times New Roman"/>
+                <w:sz w:val="20"/>
+                <w:szCs w:val="20"/>
+              </w:rPr>
+              <w:t xml:space="preserve">Gg. </w:t>
+            </w:r>
+          </w:p>
+        </w:tc>
+        <w:tc>
+          <w:tcPr>
+            <w:tcW w:w="1278" w:type="dxa"/>
+            <w:tcBorders>
+              <w:top w:val="single" w:sz="4" w:space="0" w:color="auto"/>
+              <w:left w:val="single" w:sz="4" w:space="0" w:color="auto"/>
+              <w:bottom w:val="single" w:sz="4" w:space="0" w:color="auto"/>
+              <w:right w:val="single" w:sz="4" w:space="0" w:color="auto"/>
+            </w:tcBorders>
+          </w:tcPr>
+          <w:p>
+            <w:pPr>
+              <w:spacing w:after="0" w:line="360" w:lineRule="auto"/>
+              <w:outlineLvl w:val="0"/>
+              <w:rPr>
+                <w:rFonts w:ascii="Times New Roman" w:hAnsi="Times New Roman" w:cs="Times New Roman"/>
+                <w:sz w:val="20"/>
+                <w:szCs w:val="20"/>
+              </w:rPr>
+            </w:pPr>
+            <w:r>
+              <w:rPr>
+                <w:rFonts w:ascii="Times New Roman" w:hAnsi="Times New Roman" w:cs="Times New Roman"/>
+                <w:sz w:val="20"/>
+                <w:szCs w:val="20"/>
+              </w:rPr>
+              <w:t>1. Note</w:t>
+            </w:r>
+          </w:p>
+        </w:tc>
+        <w:tc>
+          <w:tcPr>
+            <w:tcW w:w="5880" w:type="dxa"/>
+            <w:tcBorders>
+              <w:top w:val="single" w:sz="4" w:space="0" w:color="auto"/>
+              <w:left w:val="single" w:sz="4" w:space="0" w:color="auto"/>
+              <w:bottom w:val="single" w:sz="4" w:space="0" w:color="auto"/>
+              <w:right w:val="single" w:sz="4" w:space="0" w:color="auto"/>
+            </w:tcBorders>
+          </w:tcPr>
+          <w:p>
+            <w:pPr>
+              <w:spacing w:after="0" w:line="360" w:lineRule="auto"/>
+              <w:outlineLvl w:val="0"/>
+              <w:rPr>
+                <w:rFonts w:ascii="Times New Roman" w:hAnsi="Times New Roman" w:cs="Times New Roman"/>
+                <w:sz w:val="20"/>
+                <w:szCs w:val="20"/>
+              </w:rPr>
+            </w:pPr>
+            <w:r>
+              <w:rPr>
+                <w:rFonts w:ascii="Times New Roman" w:hAnsi="Times New Roman" w:cs="Times New Roman"/>
+                <w:i/>
+                <w:iCs/>
+                <w:sz w:val="20"/>
+                <w:szCs w:val="20"/>
+                <w:lang w:val="de-DE"/>
+              </w:rPr>
+              <w:t>dim.</w:t>
+            </w:r>
+            <w:r>
+              <w:rPr>
+                <w:rFonts w:ascii="Times New Roman" w:hAnsi="Times New Roman" w:cs="Times New Roman"/>
+                <w:sz w:val="20"/>
+                <w:szCs w:val="20"/>
+                <w:lang w:val="de-DE"/>
+              </w:rPr>
+              <w:t xml:space="preserve"> auf Rasur. Ante correcturam: vermutlich Decrescendogabel </w:t>
+            </w:r>
+            <w:r>
+              <w:rPr>
+                <w:rFonts w:ascii="Times New Roman" w:hAnsi="Times New Roman" w:cs="Times New Roman"/>
+                <w:sz w:val="20"/>
+                <w:szCs w:val="20"/>
+                <w:lang w:val="de-DE"/>
+              </w:rPr>
+              <w:t>1.</w:t>
+            </w:r>
+            <w:r>
+              <w:rPr>
+                <w:rFonts w:ascii="Times New Roman" w:hAnsi="Times New Roman" w:cs="Times New Roman"/>
+                <w:sz w:val="20"/>
+                <w:szCs w:val="20"/>
+              </w:rPr>
+              <w:t>–2. Note</w:t>
+            </w:r>
+            <w:r>
+              <w:rPr>
+                <w:rFonts w:ascii="Times New Roman" w:hAnsi="Times New Roman" w:cs="Times New Roman"/>
+                <w:sz w:val="20"/>
+                <w:szCs w:val="20"/>
+                <w:lang w:val="de-DE"/>
+              </w:rPr>
+              <w:t>.</w:t>
+            </w:r>
+          </w:p>
+        </w:tc>
+      </w:tr>
+      <w:tr>
+        <w:trPr>
+          <w:cantSplit/>
+        </w:trPr>
+        <w:tc>
+          <w:tcPr>
+            <w:tcW w:w="920" w:type="dxa"/>
+            <w:tcBorders>
+              <w:top w:val="single" w:sz="4" w:space="0" w:color="auto"/>
+              <w:left w:val="single" w:sz="4" w:space="0" w:color="auto"/>
+              <w:bottom w:val="single" w:sz="4" w:space="0" w:color="auto"/>
+              <w:right w:val="single" w:sz="4" w:space="0" w:color="auto"/>
+            </w:tcBorders>
+          </w:tcPr>
+          <w:p>
+            <w:pPr>
+              <w:spacing w:after="0" w:line="360" w:lineRule="auto"/>
+              <w:outlineLvl w:val="0"/>
+              <w:rPr>
+                <w:rFonts w:ascii="Times New Roman" w:hAnsi="Times New Roman" w:cs="Times New Roman"/>
+                <w:sz w:val="20"/>
+                <w:szCs w:val="20"/>
+              </w:rPr>
+            </w:pPr>
+            <w:r>
+              <w:rPr>
+                <w:rFonts w:ascii="Times New Roman" w:hAnsi="Times New Roman" w:cs="Times New Roman"/>
+                <w:sz w:val="20"/>
+                <w:szCs w:val="20"/>
+              </w:rPr>
+              <w:t>36</w:t>
+            </w:r>
+          </w:p>
+        </w:tc>
+        <w:tc>
+          <w:tcPr>
+            <w:tcW w:w="1134" w:type="dxa"/>
+            <w:tcBorders>
+              <w:top w:val="single" w:sz="4" w:space="0" w:color="auto"/>
+              <w:left w:val="single" w:sz="4" w:space="0" w:color="auto"/>
+              <w:bottom w:val="single" w:sz="4" w:space="0" w:color="auto"/>
+              <w:right w:val="single" w:sz="4" w:space="0" w:color="auto"/>
+            </w:tcBorders>
+          </w:tcPr>
+          <w:p>
+            <w:pPr>
+              <w:spacing w:after="0" w:line="360" w:lineRule="auto"/>
+              <w:outlineLvl w:val="0"/>
+              <w:rPr>
+                <w:rFonts w:ascii="Times New Roman" w:hAnsi="Times New Roman" w:cs="Times New Roman"/>
+                <w:sz w:val="20"/>
+                <w:szCs w:val="20"/>
+              </w:rPr>
+            </w:pPr>
+            <w:r>
+              <w:rPr>
+                <w:rFonts w:ascii="Times New Roman" w:hAnsi="Times New Roman" w:cs="Times New Roman"/>
+                <w:sz w:val="20"/>
+                <w:szCs w:val="20"/>
+              </w:rPr>
+              <w:t>Br.</w:t>
+            </w:r>
+          </w:p>
+        </w:tc>
+        <w:tc>
+          <w:tcPr>
+            <w:tcW w:w="1278" w:type="dxa"/>
+            <w:tcBorders>
+              <w:top w:val="single" w:sz="4" w:space="0" w:color="auto"/>
+              <w:left w:val="single" w:sz="4" w:space="0" w:color="auto"/>
+              <w:bottom w:val="single" w:sz="4" w:space="0" w:color="auto"/>
+              <w:right w:val="single" w:sz="4" w:space="0" w:color="auto"/>
+            </w:tcBorders>
+          </w:tcPr>
+          <w:p>
+            <w:pPr>
+              <w:spacing w:after="0" w:line="360" w:lineRule="auto"/>
+              <w:outlineLvl w:val="0"/>
+              <w:rPr>
+                <w:rFonts w:ascii="Times New Roman" w:hAnsi="Times New Roman" w:cs="Times New Roman"/>
+                <w:sz w:val="20"/>
+                <w:szCs w:val="20"/>
+              </w:rPr>
+            </w:pPr>
+            <w:r>
+              <w:rPr>
+                <w:rFonts w:ascii="Times New Roman" w:hAnsi="Times New Roman" w:cs="Times New Roman"/>
+                <w:sz w:val="20"/>
+                <w:szCs w:val="20"/>
+              </w:rPr>
+              <w:t>3/32</w:t>
+            </w:r>
+          </w:p>
+        </w:tc>
+        <w:tc>
+          <w:tcPr>
+            <w:tcW w:w="5880" w:type="dxa"/>
+            <w:tcBorders>
+              <w:top w:val="single" w:sz="4" w:space="0" w:color="auto"/>
+              <w:left w:val="single" w:sz="4" w:space="0" w:color="auto"/>
+              <w:bottom w:val="single" w:sz="4" w:space="0" w:color="auto"/>
+              <w:right w:val="single" w:sz="4" w:space="0" w:color="auto"/>
+            </w:tcBorders>
+          </w:tcPr>
+          <w:p>
+            <w:pPr>
+              <w:spacing w:after="0" w:line="360" w:lineRule="auto"/>
+              <w:outlineLvl w:val="0"/>
+              <w:rPr>
+                <w:rFonts w:ascii="Times New Roman" w:hAnsi="Times New Roman" w:cs="Times New Roman"/>
+                <w:sz w:val="20"/>
+                <w:szCs w:val="20"/>
+                <w:lang w:val="de-DE"/>
+              </w:rPr>
+            </w:pPr>
+            <w:r>
+              <w:rPr>
+                <w:rFonts w:ascii="Times New Roman" w:hAnsi="Times New Roman" w:cs="Times New Roman"/>
+                <w:sz w:val="20"/>
+                <w:szCs w:val="20"/>
+                <w:lang w:val="de-DE"/>
+              </w:rPr>
+              <w:t>[p] rasiert.</w:t>
+            </w:r>
+          </w:p>
+        </w:tc>
+      </w:tr>
+      <w:tr>
+        <w:trPr>
+          <w:cantSplit/>
+        </w:trPr>
+        <w:tc>
+          <w:tcPr>
+            <w:tcW w:w="920" w:type="dxa"/>
+            <w:tcBorders>
+              <w:top w:val="single" w:sz="4" w:space="0" w:color="auto"/>
+              <w:left w:val="single" w:sz="4" w:space="0" w:color="auto"/>
+              <w:bottom w:val="single" w:sz="4" w:space="0" w:color="auto"/>
+              <w:right w:val="single" w:sz="4" w:space="0" w:color="auto"/>
+            </w:tcBorders>
+          </w:tcPr>
+          <w:p>
+            <w:pPr>
+              <w:spacing w:after="0" w:line="360" w:lineRule="auto"/>
+              <w:outlineLvl w:val="0"/>
+              <w:rPr>
+                <w:rFonts w:ascii="Times New Roman" w:hAnsi="Times New Roman" w:cs="Times New Roman"/>
+                <w:sz w:val="20"/>
+                <w:szCs w:val="20"/>
+              </w:rPr>
+            </w:pPr>
+            <w:r>
+              <w:rPr>
+                <w:rFonts w:ascii="Times New Roman" w:hAnsi="Times New Roman" w:cs="Times New Roman"/>
+                <w:sz w:val="20"/>
+                <w:szCs w:val="20"/>
+              </w:rPr>
+              <w:t>36</w:t>
+            </w:r>
+          </w:p>
+        </w:tc>
+        <w:tc>
+          <w:tcPr>
+            <w:tcW w:w="1134" w:type="dxa"/>
+            <w:tcBorders>
+              <w:top w:val="single" w:sz="4" w:space="0" w:color="auto"/>
+              <w:left w:val="single" w:sz="4" w:space="0" w:color="auto"/>
+              <w:bottom w:val="single" w:sz="4" w:space="0" w:color="auto"/>
+              <w:right w:val="single" w:sz="4" w:space="0" w:color="auto"/>
+            </w:tcBorders>
+          </w:tcPr>
+          <w:p>
+            <w:pPr>
+              <w:spacing w:after="0" w:line="360" w:lineRule="auto"/>
+              <w:outlineLvl w:val="0"/>
+              <w:rPr>
+                <w:rFonts w:ascii="Times New Roman" w:hAnsi="Times New Roman" w:cs="Times New Roman"/>
+                <w:sz w:val="20"/>
+                <w:szCs w:val="20"/>
+              </w:rPr>
+            </w:pPr>
+            <w:r>
+              <w:rPr>
+                <w:rFonts w:ascii="Times New Roman" w:hAnsi="Times New Roman" w:cs="Times New Roman"/>
+                <w:sz w:val="20"/>
+                <w:szCs w:val="20"/>
+              </w:rPr>
+              <w:t xml:space="preserve">Br. </w:t>
+            </w:r>
+          </w:p>
+        </w:tc>
+        <w:tc>
+          <w:tcPr>
+            <w:tcW w:w="1278" w:type="dxa"/>
+            <w:tcBorders>
+              <w:top w:val="single" w:sz="4" w:space="0" w:color="auto"/>
+              <w:left w:val="single" w:sz="4" w:space="0" w:color="auto"/>
+              <w:bottom w:val="single" w:sz="4" w:space="0" w:color="auto"/>
+              <w:right w:val="single" w:sz="4" w:space="0" w:color="auto"/>
+            </w:tcBorders>
+          </w:tcPr>
+          <w:p>
+            <w:pPr>
+              <w:spacing w:after="0" w:line="360" w:lineRule="auto"/>
+              <w:outlineLvl w:val="0"/>
+              <w:rPr>
+                <w:rFonts w:ascii="Times New Roman" w:hAnsi="Times New Roman" w:cs="Times New Roman"/>
+                <w:sz w:val="20"/>
+                <w:szCs w:val="20"/>
+              </w:rPr>
+            </w:pPr>
+            <w:r>
+              <w:rPr>
+                <w:rFonts w:ascii="Times New Roman" w:hAnsi="Times New Roman" w:cs="Times New Roman"/>
+                <w:sz w:val="20"/>
+                <w:szCs w:val="20"/>
+              </w:rPr>
+              <w:t>3–4/32</w:t>
+            </w:r>
+          </w:p>
+        </w:tc>
+        <w:tc>
+          <w:tcPr>
+            <w:tcW w:w="5880" w:type="dxa"/>
+            <w:tcBorders>
+              <w:top w:val="single" w:sz="4" w:space="0" w:color="auto"/>
+              <w:left w:val="single" w:sz="4" w:space="0" w:color="auto"/>
+              <w:bottom w:val="single" w:sz="4" w:space="0" w:color="auto"/>
+              <w:right w:val="single" w:sz="4" w:space="0" w:color="auto"/>
+            </w:tcBorders>
+          </w:tcPr>
+          <w:p>
+            <w:pPr>
+              <w:spacing w:after="0" w:line="360" w:lineRule="auto"/>
+              <w:outlineLvl w:val="0"/>
+              <w:rPr>
+                <w:rFonts w:ascii="Times New Roman" w:hAnsi="Times New Roman" w:cs="Times New Roman"/>
+                <w:sz w:val="20"/>
+                <w:szCs w:val="20"/>
+                <w:lang w:val="de-DE"/>
+              </w:rPr>
+            </w:pPr>
+            <w:r>
+              <w:rPr>
+                <w:rFonts w:ascii="Times New Roman" w:hAnsi="Times New Roman" w:cs="Times New Roman"/>
+                <w:sz w:val="20"/>
+                <w:szCs w:val="20"/>
+                <w:lang w:val="de-DE"/>
+              </w:rPr>
+              <w:t xml:space="preserve">Decrescendogabel auf Rasur. </w:t>
+            </w:r>
+            <w:r>
+              <w:rPr>
+                <w:rFonts w:ascii="Times New Roman" w:hAnsi="Times New Roman" w:cs="Times New Roman"/>
+                <w:sz w:val="20"/>
+                <w:szCs w:val="20"/>
+                <w:highlight w:val="magenta"/>
+                <w:lang w:val="de-DE"/>
+              </w:rPr>
+              <w:t>##</w:t>
+            </w:r>
+            <w:r>
+              <w:rPr>
+                <w:rFonts w:ascii="Times New Roman" w:hAnsi="Times New Roman" w:cs="Times New Roman"/>
+                <w:sz w:val="20"/>
+                <w:szCs w:val="20"/>
+                <w:lang w:val="de-DE"/>
+              </w:rPr>
+              <w:t>Bleistift?</w:t>
+            </w:r>
+          </w:p>
+        </w:tc>
+      </w:tr>
+      <w:tr>
+        <w:trPr>
+          <w:cantSplit/>
+        </w:trPr>
+        <w:tc>
+          <w:tcPr>
+            <w:tcW w:w="920" w:type="dxa"/>
+            <w:tcBorders>
+              <w:top w:val="single" w:sz="4" w:space="0" w:color="auto"/>
+              <w:left w:val="single" w:sz="4" w:space="0" w:color="auto"/>
+              <w:bottom w:val="single" w:sz="4" w:space="0" w:color="auto"/>
+              <w:right w:val="single" w:sz="4" w:space="0" w:color="auto"/>
+            </w:tcBorders>
+          </w:tcPr>
+          <w:p>
+            <w:pPr>
+              <w:spacing w:after="0" w:line="360" w:lineRule="auto"/>
+              <w:outlineLvl w:val="0"/>
+              <w:rPr>
+                <w:rFonts w:ascii="Times New Roman" w:hAnsi="Times New Roman" w:cs="Times New Roman"/>
+                <w:sz w:val="20"/>
+                <w:szCs w:val="20"/>
+              </w:rPr>
+            </w:pPr>
+            <w:r>
+              <w:rPr>
+                <w:rFonts w:ascii="Times New Roman" w:hAnsi="Times New Roman" w:cs="Times New Roman"/>
+                <w:sz w:val="20"/>
+                <w:szCs w:val="20"/>
+              </w:rPr>
+              <w:t>36</w:t>
+            </w:r>
+          </w:p>
+        </w:tc>
+        <w:tc>
+          <w:tcPr>
+            <w:tcW w:w="1134" w:type="dxa"/>
+            <w:tcBorders>
+              <w:top w:val="single" w:sz="4" w:space="0" w:color="auto"/>
+              <w:left w:val="single" w:sz="4" w:space="0" w:color="auto"/>
+              <w:bottom w:val="single" w:sz="4" w:space="0" w:color="auto"/>
+              <w:right w:val="single" w:sz="4" w:space="0" w:color="auto"/>
+            </w:tcBorders>
+          </w:tcPr>
+          <w:p>
+            <w:pPr>
+              <w:spacing w:after="0" w:line="360" w:lineRule="auto"/>
+              <w:outlineLvl w:val="0"/>
+              <w:rPr>
+                <w:rFonts w:ascii="Times New Roman" w:hAnsi="Times New Roman" w:cs="Times New Roman"/>
+                <w:sz w:val="20"/>
+                <w:szCs w:val="20"/>
+              </w:rPr>
+            </w:pPr>
+            <w:r>
+              <w:rPr>
+                <w:rFonts w:ascii="Times New Roman" w:hAnsi="Times New Roman" w:cs="Times New Roman"/>
+                <w:sz w:val="20"/>
+                <w:szCs w:val="20"/>
+              </w:rPr>
+              <w:t>Gg.</w:t>
+            </w:r>
+          </w:p>
+        </w:tc>
+        <w:tc>
+          <w:tcPr>
+            <w:tcW w:w="1278" w:type="dxa"/>
+            <w:tcBorders>
+              <w:top w:val="single" w:sz="4" w:space="0" w:color="auto"/>
+              <w:left w:val="single" w:sz="4" w:space="0" w:color="auto"/>
+              <w:bottom w:val="single" w:sz="4" w:space="0" w:color="auto"/>
+              <w:right w:val="single" w:sz="4" w:space="0" w:color="auto"/>
+            </w:tcBorders>
+          </w:tcPr>
+          <w:p>
+            <w:pPr>
+              <w:spacing w:after="0" w:line="360" w:lineRule="auto"/>
+              <w:outlineLvl w:val="0"/>
+              <w:rPr>
+                <w:rFonts w:ascii="Times New Roman" w:hAnsi="Times New Roman" w:cs="Times New Roman"/>
+                <w:sz w:val="20"/>
+                <w:szCs w:val="20"/>
+              </w:rPr>
+            </w:pPr>
+            <w:r>
+              <w:rPr>
+                <w:rFonts w:ascii="Times New Roman" w:hAnsi="Times New Roman" w:cs="Times New Roman"/>
+                <w:sz w:val="20"/>
+                <w:szCs w:val="20"/>
+              </w:rPr>
+              <w:t>12/32</w:t>
+            </w:r>
+          </w:p>
+        </w:tc>
+        <w:tc>
+          <w:tcPr>
+            <w:tcW w:w="5880" w:type="dxa"/>
+            <w:tcBorders>
+              <w:top w:val="single" w:sz="4" w:space="0" w:color="auto"/>
+              <w:left w:val="single" w:sz="4" w:space="0" w:color="auto"/>
+              <w:bottom w:val="single" w:sz="4" w:space="0" w:color="auto"/>
+              <w:right w:val="single" w:sz="4" w:space="0" w:color="auto"/>
+            </w:tcBorders>
+          </w:tcPr>
+          <w:p>
+            <w:pPr>
+              <w:spacing w:after="0" w:line="360" w:lineRule="auto"/>
+              <w:outlineLvl w:val="0"/>
+              <w:rPr>
+                <w:rFonts w:ascii="Times New Roman" w:hAnsi="Times New Roman" w:cs="Times New Roman"/>
+                <w:sz w:val="20"/>
+                <w:szCs w:val="20"/>
+                <w:lang w:val="de-DE"/>
+              </w:rPr>
+            </w:pPr>
+            <w:r>
+              <w:rPr>
+                <w:rFonts w:ascii="Times New Roman" w:hAnsi="Times New Roman" w:cs="Times New Roman"/>
+                <w:sz w:val="20"/>
+                <w:szCs w:val="20"/>
+                <w:highlight w:val="magenta"/>
+                <w:lang w:val="de-DE"/>
+              </w:rPr>
+              <w:t>##</w:t>
+            </w:r>
+            <w:r>
+              <w:rPr>
+                <w:rFonts w:ascii="Times New Roman" w:hAnsi="Times New Roman" w:cs="Times New Roman"/>
+                <w:sz w:val="20"/>
+                <w:szCs w:val="20"/>
+                <w:lang w:val="de-DE"/>
+              </w:rPr>
+              <w:t>[fp] auf Rasur.</w:t>
+            </w:r>
+            <w:r>
+              <w:rPr>
+                <w:rFonts w:ascii="Times New Roman" w:hAnsi="Times New Roman" w:cs="Times New Roman"/>
+                <w:sz w:val="20"/>
+                <w:szCs w:val="20"/>
+                <w:lang w:val="de-DE"/>
+              </w:rPr>
+              <w:t xml:space="preserve"> </w:t>
+            </w:r>
+            <w:r>
+              <w:rPr>
+                <w:rFonts w:ascii="Times New Roman" w:hAnsi="Times New Roman" w:cs="Times New Roman"/>
+                <w:sz w:val="20"/>
+                <w:szCs w:val="20"/>
+                <w:highlight w:val="magenta"/>
+                <w:lang w:val="de-DE"/>
+              </w:rPr>
+              <w:t>##</w:t>
+            </w:r>
+            <w:r>
+              <w:rPr>
+                <w:rFonts w:ascii="Times New Roman" w:hAnsi="Times New Roman" w:cs="Times New Roman"/>
+                <w:sz w:val="20"/>
+                <w:szCs w:val="20"/>
+                <w:lang w:val="de-DE"/>
+              </w:rPr>
+              <w:t>Br.?</w:t>
+            </w:r>
+          </w:p>
+        </w:tc>
+      </w:tr>
+      <w:tr>
+        <w:trPr>
+          <w:cantSplit/>
+        </w:trPr>
+        <w:tc>
+          <w:tcPr>
+            <w:tcW w:w="920" w:type="dxa"/>
+            <w:tcBorders>
+              <w:top w:val="single" w:sz="4" w:space="0" w:color="auto"/>
+              <w:left w:val="single" w:sz="4" w:space="0" w:color="auto"/>
+              <w:bottom w:val="single" w:sz="4" w:space="0" w:color="auto"/>
+              <w:right w:val="single" w:sz="4" w:space="0" w:color="auto"/>
+            </w:tcBorders>
+          </w:tcPr>
+          <w:p>
+            <w:pPr>
+              <w:spacing w:after="0" w:line="360" w:lineRule="auto"/>
+              <w:outlineLvl w:val="0"/>
+              <w:rPr>
+                <w:rFonts w:ascii="Times New Roman" w:hAnsi="Times New Roman" w:cs="Times New Roman"/>
+                <w:sz w:val="20"/>
+                <w:szCs w:val="20"/>
+              </w:rPr>
+            </w:pPr>
+            <w:r>
+              <w:rPr>
+                <w:rFonts w:ascii="Times New Roman" w:hAnsi="Times New Roman" w:cs="Times New Roman"/>
+                <w:sz w:val="20"/>
+                <w:szCs w:val="20"/>
+              </w:rPr>
+              <w:t>3</w:t>
+            </w:r>
+            <w:r>
+              <w:rPr>
+                <w:rFonts w:ascii="Times New Roman" w:hAnsi="Times New Roman" w:cs="Times New Roman"/>
+                <w:sz w:val="20"/>
+                <w:szCs w:val="20"/>
+              </w:rPr>
+              <w:t>7</w:t>
+            </w:r>
+          </w:p>
+        </w:tc>
+        <w:tc>
+          <w:tcPr>
+            <w:tcW w:w="1134" w:type="dxa"/>
+            <w:tcBorders>
+              <w:top w:val="single" w:sz="4" w:space="0" w:color="auto"/>
+              <w:left w:val="single" w:sz="4" w:space="0" w:color="auto"/>
+              <w:bottom w:val="single" w:sz="4" w:space="0" w:color="auto"/>
+              <w:right w:val="single" w:sz="4" w:space="0" w:color="auto"/>
+            </w:tcBorders>
+          </w:tcPr>
+          <w:p>
+            <w:pPr>
+              <w:spacing w:after="0" w:line="360" w:lineRule="auto"/>
+              <w:outlineLvl w:val="0"/>
+              <w:rPr>
+                <w:rFonts w:ascii="Times New Roman" w:hAnsi="Times New Roman" w:cs="Times New Roman"/>
+                <w:sz w:val="20"/>
+                <w:szCs w:val="20"/>
+              </w:rPr>
+            </w:pPr>
+            <w:r>
+              <w:rPr>
+                <w:rFonts w:ascii="Times New Roman" w:hAnsi="Times New Roman" w:cs="Times New Roman"/>
+                <w:sz w:val="20"/>
+                <w:szCs w:val="20"/>
+              </w:rPr>
+              <w:t xml:space="preserve">Br. </w:t>
+            </w:r>
+          </w:p>
+        </w:tc>
+        <w:tc>
+          <w:tcPr>
+            <w:tcW w:w="1278" w:type="dxa"/>
+            <w:tcBorders>
+              <w:top w:val="single" w:sz="4" w:space="0" w:color="auto"/>
+              <w:left w:val="single" w:sz="4" w:space="0" w:color="auto"/>
+              <w:bottom w:val="single" w:sz="4" w:space="0" w:color="auto"/>
+              <w:right w:val="single" w:sz="4" w:space="0" w:color="auto"/>
+            </w:tcBorders>
+          </w:tcPr>
+          <w:p>
+            <w:pPr>
+              <w:spacing w:after="0" w:line="360" w:lineRule="auto"/>
+              <w:outlineLvl w:val="0"/>
+              <w:rPr>
+                <w:rFonts w:ascii="Times New Roman" w:hAnsi="Times New Roman" w:cs="Times New Roman"/>
+                <w:sz w:val="20"/>
+                <w:szCs w:val="20"/>
+              </w:rPr>
+            </w:pPr>
+            <w:r>
+              <w:rPr>
+                <w:rFonts w:ascii="Times New Roman" w:hAnsi="Times New Roman" w:cs="Times New Roman"/>
+                <w:sz w:val="20"/>
+                <w:szCs w:val="20"/>
+              </w:rPr>
+              <w:t>2</w:t>
+            </w:r>
+            <w:r>
+              <w:rPr>
+                <w:rFonts w:ascii="Times New Roman" w:hAnsi="Times New Roman" w:cs="Times New Roman"/>
+                <w:sz w:val="20"/>
+                <w:szCs w:val="20"/>
+              </w:rPr>
+              <w:t>–</w:t>
+            </w:r>
+            <w:r>
+              <w:rPr>
+                <w:rFonts w:ascii="Times New Roman" w:hAnsi="Times New Roman" w:cs="Times New Roman"/>
+                <w:sz w:val="20"/>
+                <w:szCs w:val="20"/>
+              </w:rPr>
+              <w:t>3</w:t>
+            </w:r>
+            <w:r>
+              <w:rPr>
+                <w:rFonts w:ascii="Times New Roman" w:hAnsi="Times New Roman" w:cs="Times New Roman"/>
+                <w:sz w:val="20"/>
+                <w:szCs w:val="20"/>
+              </w:rPr>
+              <w:t>/32</w:t>
+            </w:r>
+          </w:p>
+        </w:tc>
+        <w:tc>
+          <w:tcPr>
+            <w:tcW w:w="5880" w:type="dxa"/>
+            <w:tcBorders>
+              <w:top w:val="single" w:sz="4" w:space="0" w:color="auto"/>
+              <w:left w:val="single" w:sz="4" w:space="0" w:color="auto"/>
+              <w:bottom w:val="single" w:sz="4" w:space="0" w:color="auto"/>
+              <w:right w:val="single" w:sz="4" w:space="0" w:color="auto"/>
+            </w:tcBorders>
+          </w:tcPr>
+          <w:p>
+            <w:pPr>
+              <w:spacing w:after="0" w:line="360" w:lineRule="auto"/>
+              <w:outlineLvl w:val="0"/>
+              <w:rPr>
+                <w:rFonts w:ascii="Times New Roman" w:hAnsi="Times New Roman" w:cs="Times New Roman"/>
+                <w:sz w:val="20"/>
+                <w:szCs w:val="20"/>
+              </w:rPr>
+            </w:pPr>
+            <w:r>
+              <w:rPr>
+                <w:rFonts w:ascii="Times New Roman" w:hAnsi="Times New Roman" w:cs="Times New Roman"/>
+                <w:sz w:val="20"/>
+                <w:szCs w:val="20"/>
+              </w:rPr>
+              <w:t xml:space="preserve">Noten und Dynamik auf Rasur. </w:t>
+            </w:r>
+          </w:p>
+        </w:tc>
+      </w:tr>
+      <w:tr>
+        <w:trPr>
+          <w:cantSplit/>
+        </w:trPr>
+        <w:tc>
+          <w:tcPr>
+            <w:tcW w:w="920" w:type="dxa"/>
+            <w:tcBorders>
+              <w:top w:val="single" w:sz="4" w:space="0" w:color="auto"/>
+              <w:left w:val="single" w:sz="4" w:space="0" w:color="auto"/>
+              <w:bottom w:val="single" w:sz="4" w:space="0" w:color="auto"/>
+              <w:right w:val="single" w:sz="4" w:space="0" w:color="auto"/>
+            </w:tcBorders>
+          </w:tcPr>
+          <w:p>
+            <w:pPr>
+              <w:spacing w:after="0" w:line="360" w:lineRule="auto"/>
+              <w:outlineLvl w:val="0"/>
+              <w:rPr>
+                <w:rFonts w:ascii="Times New Roman" w:hAnsi="Times New Roman" w:cs="Times New Roman"/>
+                <w:sz w:val="20"/>
+                <w:szCs w:val="20"/>
+              </w:rPr>
+            </w:pPr>
+            <w:r>
+              <w:rPr>
+                <w:rFonts w:ascii="Times New Roman" w:hAnsi="Times New Roman" w:cs="Times New Roman"/>
+                <w:sz w:val="20"/>
+                <w:szCs w:val="20"/>
+              </w:rPr>
+              <w:t>37</w:t>
+            </w:r>
+          </w:p>
+        </w:tc>
+        <w:tc>
+          <w:tcPr>
+            <w:tcW w:w="1134" w:type="dxa"/>
+            <w:tcBorders>
+              <w:top w:val="single" w:sz="4" w:space="0" w:color="auto"/>
+              <w:left w:val="single" w:sz="4" w:space="0" w:color="auto"/>
+              <w:bottom w:val="single" w:sz="4" w:space="0" w:color="auto"/>
+              <w:right w:val="single" w:sz="4" w:space="0" w:color="auto"/>
+            </w:tcBorders>
+          </w:tcPr>
+          <w:p>
+            <w:pPr>
+              <w:spacing w:after="0" w:line="360" w:lineRule="auto"/>
+              <w:outlineLvl w:val="0"/>
+              <w:rPr>
+                <w:rFonts w:ascii="Times New Roman" w:hAnsi="Times New Roman" w:cs="Times New Roman"/>
+                <w:sz w:val="20"/>
+                <w:szCs w:val="20"/>
+              </w:rPr>
+            </w:pPr>
+            <w:r>
+              <w:rPr>
+                <w:rFonts w:ascii="Times New Roman" w:hAnsi="Times New Roman" w:cs="Times New Roman"/>
+                <w:sz w:val="20"/>
+                <w:szCs w:val="20"/>
+              </w:rPr>
+              <w:t xml:space="preserve">Vc. </w:t>
+            </w:r>
+          </w:p>
+        </w:tc>
+        <w:tc>
+          <w:tcPr>
+            <w:tcW w:w="1278" w:type="dxa"/>
+            <w:tcBorders>
+              <w:top w:val="single" w:sz="4" w:space="0" w:color="auto"/>
+              <w:left w:val="single" w:sz="4" w:space="0" w:color="auto"/>
+              <w:bottom w:val="single" w:sz="4" w:space="0" w:color="auto"/>
+              <w:right w:val="single" w:sz="4" w:space="0" w:color="auto"/>
+            </w:tcBorders>
+          </w:tcPr>
+          <w:p>
+            <w:pPr>
+              <w:spacing w:after="0" w:line="360" w:lineRule="auto"/>
+              <w:outlineLvl w:val="0"/>
+              <w:rPr>
+                <w:rFonts w:ascii="Times New Roman" w:hAnsi="Times New Roman" w:cs="Times New Roman"/>
+                <w:sz w:val="20"/>
+                <w:szCs w:val="20"/>
+              </w:rPr>
+            </w:pPr>
+            <w:r>
+              <w:rPr>
+                <w:rFonts w:ascii="Times New Roman" w:hAnsi="Times New Roman" w:cs="Times New Roman"/>
+                <w:sz w:val="20"/>
+                <w:szCs w:val="20"/>
+              </w:rPr>
+              <w:t>2/16</w:t>
+            </w:r>
+          </w:p>
+        </w:tc>
+        <w:tc>
+          <w:tcPr>
+            <w:tcW w:w="5880" w:type="dxa"/>
+            <w:tcBorders>
+              <w:top w:val="single" w:sz="4" w:space="0" w:color="auto"/>
+              <w:left w:val="single" w:sz="4" w:space="0" w:color="auto"/>
+              <w:bottom w:val="single" w:sz="4" w:space="0" w:color="auto"/>
+              <w:right w:val="single" w:sz="4" w:space="0" w:color="auto"/>
+            </w:tcBorders>
+          </w:tcPr>
+          <w:p>
+            <w:pPr>
+              <w:spacing w:after="0" w:line="360" w:lineRule="auto"/>
+              <w:outlineLvl w:val="0"/>
+              <w:rPr>
+                <w:rFonts w:ascii="Times New Roman" w:hAnsi="Times New Roman" w:cs="Times New Roman"/>
+                <w:sz w:val="20"/>
+                <w:szCs w:val="20"/>
+                <w:lang w:val="de-DE"/>
+              </w:rPr>
+            </w:pPr>
+            <w:r>
+              <w:rPr>
+                <w:rFonts w:ascii="Times New Roman" w:hAnsi="Times New Roman" w:cs="Times New Roman"/>
+                <w:sz w:val="20"/>
+                <w:szCs w:val="20"/>
+                <w:highlight w:val="magenta"/>
+                <w:lang w:val="de-DE"/>
+              </w:rPr>
+              <w:t>##</w:t>
+            </w:r>
+            <w:r>
+              <w:rPr>
+                <w:rFonts w:ascii="Times New Roman" w:hAnsi="Times New Roman" w:cs="Times New Roman"/>
+                <w:sz w:val="20"/>
+                <w:szCs w:val="20"/>
+                <w:lang w:val="de-DE"/>
+              </w:rPr>
+              <w:t>[</w:t>
+            </w:r>
+            <w:r>
+              <w:rPr>
+                <w:rFonts w:ascii="Times New Roman" w:hAnsi="Times New Roman" w:cs="Times New Roman"/>
+                <w:sz w:val="20"/>
+                <w:szCs w:val="20"/>
+                <w:lang w:val="de-DE"/>
+              </w:rPr>
+              <w:t>sf</w:t>
+            </w:r>
+            <w:r>
+              <w:rPr>
+                <w:rFonts w:ascii="Times New Roman" w:hAnsi="Times New Roman" w:cs="Times New Roman"/>
+                <w:sz w:val="20"/>
+                <w:szCs w:val="20"/>
+                <w:lang w:val="de-DE"/>
+              </w:rPr>
+              <w:t>] auf Rasur.</w:t>
+            </w:r>
+          </w:p>
+        </w:tc>
+      </w:tr>
+      <w:tr>
+        <w:trPr>
+          <w:cantSplit/>
+        </w:trPr>
+        <w:tc>
+          <w:tcPr>
+            <w:tcW w:w="920" w:type="dxa"/>
+            <w:tcBorders>
+              <w:top w:val="single" w:sz="4" w:space="0" w:color="auto"/>
+              <w:left w:val="single" w:sz="4" w:space="0" w:color="auto"/>
+              <w:bottom w:val="single" w:sz="4" w:space="0" w:color="auto"/>
+              <w:right w:val="single" w:sz="4" w:space="0" w:color="auto"/>
+            </w:tcBorders>
+          </w:tcPr>
+          <w:p>
+            <w:pPr>
+              <w:spacing w:after="0" w:line="360" w:lineRule="auto"/>
+              <w:outlineLvl w:val="0"/>
+              <w:rPr>
+                <w:rFonts w:ascii="Times New Roman" w:hAnsi="Times New Roman" w:cs="Times New Roman"/>
+                <w:sz w:val="20"/>
+                <w:szCs w:val="20"/>
+              </w:rPr>
+            </w:pPr>
+            <w:r>
+              <w:rPr>
+                <w:rFonts w:ascii="Times New Roman" w:hAnsi="Times New Roman" w:cs="Times New Roman"/>
+                <w:sz w:val="20"/>
+                <w:szCs w:val="20"/>
+              </w:rPr>
+              <w:t>37</w:t>
+            </w:r>
+          </w:p>
+        </w:tc>
+        <w:tc>
+          <w:tcPr>
+            <w:tcW w:w="1134" w:type="dxa"/>
+            <w:tcBorders>
+              <w:top w:val="single" w:sz="4" w:space="0" w:color="auto"/>
+              <w:left w:val="single" w:sz="4" w:space="0" w:color="auto"/>
+              <w:bottom w:val="single" w:sz="4" w:space="0" w:color="auto"/>
+              <w:right w:val="single" w:sz="4" w:space="0" w:color="auto"/>
+            </w:tcBorders>
+          </w:tcPr>
+          <w:p>
+            <w:pPr>
+              <w:spacing w:after="0" w:line="360" w:lineRule="auto"/>
+              <w:outlineLvl w:val="0"/>
+              <w:rPr>
+                <w:rFonts w:ascii="Times New Roman" w:hAnsi="Times New Roman" w:cs="Times New Roman"/>
+                <w:sz w:val="20"/>
+                <w:szCs w:val="20"/>
+              </w:rPr>
+            </w:pPr>
+            <w:r>
+              <w:rPr>
+                <w:rFonts w:ascii="Times New Roman" w:hAnsi="Times New Roman" w:cs="Times New Roman"/>
+                <w:sz w:val="20"/>
+                <w:szCs w:val="20"/>
+              </w:rPr>
+              <w:t xml:space="preserve">Vc. </w:t>
+            </w:r>
+          </w:p>
+        </w:tc>
+        <w:tc>
+          <w:tcPr>
+            <w:tcW w:w="1278" w:type="dxa"/>
+            <w:tcBorders>
+              <w:top w:val="single" w:sz="4" w:space="0" w:color="auto"/>
+              <w:left w:val="single" w:sz="4" w:space="0" w:color="auto"/>
+              <w:bottom w:val="single" w:sz="4" w:space="0" w:color="auto"/>
+              <w:right w:val="single" w:sz="4" w:space="0" w:color="auto"/>
+            </w:tcBorders>
+          </w:tcPr>
+          <w:p>
+            <w:pPr>
+              <w:spacing w:after="0" w:line="360" w:lineRule="auto"/>
+              <w:outlineLvl w:val="0"/>
+              <w:rPr>
+                <w:rFonts w:ascii="Times New Roman" w:hAnsi="Times New Roman" w:cs="Times New Roman"/>
+                <w:sz w:val="20"/>
+                <w:szCs w:val="20"/>
+              </w:rPr>
+            </w:pPr>
+            <w:r>
+              <w:rPr>
+                <w:rFonts w:ascii="Times New Roman" w:hAnsi="Times New Roman" w:cs="Times New Roman"/>
+                <w:sz w:val="20"/>
+                <w:szCs w:val="20"/>
+              </w:rPr>
+              <w:t>3–5/16</w:t>
+            </w:r>
+          </w:p>
+        </w:tc>
+        <w:tc>
+          <w:tcPr>
+            <w:tcW w:w="5880" w:type="dxa"/>
+            <w:tcBorders>
+              <w:top w:val="single" w:sz="4" w:space="0" w:color="auto"/>
+              <w:left w:val="single" w:sz="4" w:space="0" w:color="auto"/>
+              <w:bottom w:val="single" w:sz="4" w:space="0" w:color="auto"/>
+              <w:right w:val="single" w:sz="4" w:space="0" w:color="auto"/>
+            </w:tcBorders>
+          </w:tcPr>
+          <w:p>
+            <w:pPr>
+              <w:spacing w:after="0" w:line="360" w:lineRule="auto"/>
+              <w:outlineLvl w:val="0"/>
+              <w:rPr>
+                <w:rFonts w:ascii="Times New Roman" w:hAnsi="Times New Roman" w:cs="Times New Roman"/>
+                <w:sz w:val="20"/>
+                <w:szCs w:val="20"/>
+                <w:lang w:val="de-DE"/>
+              </w:rPr>
+            </w:pPr>
+            <w:r>
+              <w:rPr>
+                <w:rFonts w:ascii="Times New Roman" w:hAnsi="Times New Roman" w:cs="Times New Roman"/>
+                <w:sz w:val="20"/>
+                <w:szCs w:val="20"/>
+                <w:highlight w:val="magenta"/>
+                <w:lang w:val="de-DE"/>
+              </w:rPr>
+              <w:t>##</w:t>
+            </w:r>
+            <w:r>
+              <w:rPr>
+                <w:rFonts w:ascii="Times New Roman" w:hAnsi="Times New Roman" w:cs="Times New Roman"/>
+                <w:sz w:val="20"/>
+                <w:szCs w:val="20"/>
+                <w:lang w:val="de-DE"/>
+              </w:rPr>
+              <w:t>Dynamik</w:t>
+            </w:r>
+            <w:r>
+              <w:rPr>
+                <w:rFonts w:ascii="Times New Roman" w:hAnsi="Times New Roman" w:cs="Times New Roman"/>
+                <w:sz w:val="20"/>
+                <w:szCs w:val="20"/>
+                <w:highlight w:val="red"/>
+                <w:lang w:val="de-DE"/>
+              </w:rPr>
+              <w:t>##</w:t>
+            </w:r>
+            <w:r>
+              <w:rPr>
+                <w:rFonts w:ascii="Times New Roman" w:hAnsi="Times New Roman" w:cs="Times New Roman"/>
+                <w:sz w:val="20"/>
+                <w:szCs w:val="20"/>
+                <w:lang w:val="de-DE"/>
+              </w:rPr>
+              <w:t xml:space="preserve"> auf Rasur.</w:t>
+            </w:r>
+          </w:p>
+        </w:tc>
+      </w:tr>
+      <w:tr>
+        <w:trPr>
+          <w:cantSplit/>
+        </w:trPr>
+        <w:tc>
+          <w:tcPr>
+            <w:tcW w:w="920" w:type="dxa"/>
+            <w:tcBorders>
+              <w:top w:val="single" w:sz="4" w:space="0" w:color="auto"/>
+              <w:left w:val="single" w:sz="4" w:space="0" w:color="auto"/>
+              <w:bottom w:val="single" w:sz="4" w:space="0" w:color="auto"/>
+              <w:right w:val="single" w:sz="4" w:space="0" w:color="auto"/>
+            </w:tcBorders>
+          </w:tcPr>
+          <w:p>
+            <w:pPr>
+              <w:spacing w:after="0" w:line="360" w:lineRule="auto"/>
+              <w:outlineLvl w:val="0"/>
+              <w:rPr>
+                <w:rFonts w:ascii="Times New Roman" w:hAnsi="Times New Roman" w:cs="Times New Roman"/>
+                <w:sz w:val="20"/>
+                <w:szCs w:val="20"/>
+              </w:rPr>
+            </w:pPr>
+            <w:r>
+              <w:rPr>
+                <w:rFonts w:ascii="Times New Roman" w:hAnsi="Times New Roman" w:cs="Times New Roman"/>
+                <w:sz w:val="20"/>
+                <w:szCs w:val="20"/>
+              </w:rPr>
+              <w:t>37</w:t>
+            </w:r>
+          </w:p>
+        </w:tc>
+        <w:tc>
+          <w:tcPr>
+            <w:tcW w:w="1134" w:type="dxa"/>
+            <w:tcBorders>
+              <w:top w:val="single" w:sz="4" w:space="0" w:color="auto"/>
+              <w:left w:val="single" w:sz="4" w:space="0" w:color="auto"/>
+              <w:bottom w:val="single" w:sz="4" w:space="0" w:color="auto"/>
+              <w:right w:val="single" w:sz="4" w:space="0" w:color="auto"/>
+            </w:tcBorders>
+          </w:tcPr>
+          <w:p>
+            <w:pPr>
+              <w:spacing w:after="0" w:line="360" w:lineRule="auto"/>
+              <w:outlineLvl w:val="0"/>
+              <w:rPr>
+                <w:rFonts w:ascii="Times New Roman" w:hAnsi="Times New Roman" w:cs="Times New Roman"/>
+                <w:sz w:val="20"/>
+                <w:szCs w:val="20"/>
+              </w:rPr>
+            </w:pPr>
+            <w:r>
+              <w:rPr>
+                <w:rFonts w:ascii="Times New Roman" w:hAnsi="Times New Roman" w:cs="Times New Roman"/>
+                <w:sz w:val="20"/>
+                <w:szCs w:val="20"/>
+              </w:rPr>
+              <w:t>Gg.</w:t>
+            </w:r>
+          </w:p>
+        </w:tc>
+        <w:tc>
+          <w:tcPr>
+            <w:tcW w:w="1278" w:type="dxa"/>
+            <w:tcBorders>
+              <w:top w:val="single" w:sz="4" w:space="0" w:color="auto"/>
+              <w:left w:val="single" w:sz="4" w:space="0" w:color="auto"/>
+              <w:bottom w:val="single" w:sz="4" w:space="0" w:color="auto"/>
+              <w:right w:val="single" w:sz="4" w:space="0" w:color="auto"/>
+            </w:tcBorders>
+          </w:tcPr>
+          <w:p>
+            <w:pPr>
+              <w:spacing w:after="0" w:line="360" w:lineRule="auto"/>
+              <w:outlineLvl w:val="0"/>
+              <w:rPr>
+                <w:rFonts w:ascii="Times New Roman" w:hAnsi="Times New Roman" w:cs="Times New Roman"/>
+                <w:sz w:val="20"/>
+                <w:szCs w:val="20"/>
+              </w:rPr>
+            </w:pPr>
+            <w:r>
+              <w:rPr>
+                <w:rFonts w:ascii="Times New Roman" w:hAnsi="Times New Roman" w:cs="Times New Roman"/>
+                <w:sz w:val="20"/>
+                <w:szCs w:val="20"/>
+              </w:rPr>
+              <w:t>letzte Note</w:t>
+            </w:r>
+          </w:p>
+        </w:tc>
+        <w:tc>
+          <w:tcPr>
+            <w:tcW w:w="5880" w:type="dxa"/>
+            <w:tcBorders>
+              <w:top w:val="single" w:sz="4" w:space="0" w:color="auto"/>
+              <w:left w:val="single" w:sz="4" w:space="0" w:color="auto"/>
+              <w:bottom w:val="single" w:sz="4" w:space="0" w:color="auto"/>
+              <w:right w:val="single" w:sz="4" w:space="0" w:color="auto"/>
+            </w:tcBorders>
+          </w:tcPr>
+          <w:p>
+            <w:pPr>
+              <w:spacing w:after="0" w:line="360" w:lineRule="auto"/>
+              <w:outlineLvl w:val="0"/>
+              <w:rPr>
+                <w:rFonts w:ascii="Times New Roman" w:hAnsi="Times New Roman" w:cs="Times New Roman"/>
+                <w:sz w:val="20"/>
+                <w:szCs w:val="20"/>
+                <w:lang w:val="de-DE"/>
+              </w:rPr>
+            </w:pPr>
+            <w:r>
+              <w:rPr>
+                <w:rFonts w:ascii="Times New Roman" w:hAnsi="Times New Roman" w:cs="Times New Roman"/>
+                <w:sz w:val="20"/>
+                <w:szCs w:val="20"/>
+                <w:lang w:val="de-DE"/>
+              </w:rPr>
+              <w:t>Auf Rasur.</w:t>
+            </w:r>
+          </w:p>
+        </w:tc>
+      </w:tr>
+      <w:tr>
+        <w:trPr>
+          <w:cantSplit/>
+        </w:trPr>
+        <w:tc>
+          <w:tcPr>
+            <w:tcW w:w="920" w:type="dxa"/>
+            <w:tcBorders>
+              <w:top w:val="single" w:sz="4" w:space="0" w:color="auto"/>
+              <w:left w:val="single" w:sz="4" w:space="0" w:color="auto"/>
+              <w:bottom w:val="single" w:sz="4" w:space="0" w:color="auto"/>
+              <w:right w:val="single" w:sz="4" w:space="0" w:color="auto"/>
+            </w:tcBorders>
+          </w:tcPr>
+          <w:p>
+            <w:pPr>
+              <w:spacing w:after="0" w:line="360" w:lineRule="auto"/>
+              <w:outlineLvl w:val="0"/>
+              <w:rPr>
+                <w:rFonts w:ascii="Times New Roman" w:hAnsi="Times New Roman" w:cs="Times New Roman"/>
+                <w:sz w:val="20"/>
+                <w:szCs w:val="20"/>
+              </w:rPr>
+            </w:pPr>
+            <w:r>
+              <w:rPr>
+                <w:rFonts w:ascii="Times New Roman" w:hAnsi="Times New Roman" w:cs="Times New Roman"/>
+                <w:sz w:val="20"/>
+                <w:szCs w:val="20"/>
+              </w:rPr>
+              <w:t>38</w:t>
+            </w:r>
+          </w:p>
+        </w:tc>
+        <w:tc>
+          <w:tcPr>
+            <w:tcW w:w="1134" w:type="dxa"/>
+            <w:tcBorders>
+              <w:top w:val="single" w:sz="4" w:space="0" w:color="auto"/>
+              <w:left w:val="single" w:sz="4" w:space="0" w:color="auto"/>
+              <w:bottom w:val="single" w:sz="4" w:space="0" w:color="auto"/>
+              <w:right w:val="single" w:sz="4" w:space="0" w:color="auto"/>
+            </w:tcBorders>
+          </w:tcPr>
+          <w:p>
+            <w:pPr>
+              <w:spacing w:after="0" w:line="360" w:lineRule="auto"/>
+              <w:outlineLvl w:val="0"/>
+              <w:rPr>
+                <w:rFonts w:ascii="Times New Roman" w:hAnsi="Times New Roman" w:cs="Times New Roman"/>
+                <w:sz w:val="20"/>
+                <w:szCs w:val="20"/>
+              </w:rPr>
+            </w:pPr>
+          </w:p>
+        </w:tc>
+        <w:tc>
+          <w:tcPr>
+            <w:tcW w:w="1278" w:type="dxa"/>
+            <w:tcBorders>
+              <w:top w:val="single" w:sz="4" w:space="0" w:color="auto"/>
+              <w:left w:val="single" w:sz="4" w:space="0" w:color="auto"/>
+              <w:bottom w:val="single" w:sz="4" w:space="0" w:color="auto"/>
+              <w:right w:val="single" w:sz="4" w:space="0" w:color="auto"/>
+            </w:tcBorders>
+          </w:tcPr>
+          <w:p>
+            <w:pPr>
+              <w:spacing w:after="0" w:line="360" w:lineRule="auto"/>
+              <w:outlineLvl w:val="0"/>
+              <w:rPr>
+                <w:rFonts w:ascii="Times New Roman" w:hAnsi="Times New Roman" w:cs="Times New Roman"/>
+                <w:sz w:val="20"/>
+                <w:szCs w:val="20"/>
+              </w:rPr>
+            </w:pPr>
+            <w:r>
+              <w:rPr>
+                <w:rFonts w:ascii="Times New Roman" w:hAnsi="Times New Roman" w:cs="Times New Roman"/>
+                <w:sz w:val="20"/>
+                <w:szCs w:val="20"/>
+              </w:rPr>
+              <w:t>Taktanfang</w:t>
+            </w:r>
+          </w:p>
+        </w:tc>
+        <w:tc>
+          <w:tcPr>
+            <w:tcW w:w="5880" w:type="dxa"/>
+            <w:tcBorders>
+              <w:top w:val="single" w:sz="4" w:space="0" w:color="auto"/>
+              <w:left w:val="single" w:sz="4" w:space="0" w:color="auto"/>
+              <w:bottom w:val="single" w:sz="4" w:space="0" w:color="auto"/>
+              <w:right w:val="single" w:sz="4" w:space="0" w:color="auto"/>
+            </w:tcBorders>
+          </w:tcPr>
+          <w:p>
+            <w:pPr>
+              <w:spacing w:after="0" w:line="360" w:lineRule="auto"/>
+              <w:outlineLvl w:val="0"/>
+              <w:rPr>
+                <w:rFonts w:ascii="Times New Roman" w:hAnsi="Times New Roman" w:cs="Times New Roman"/>
+                <w:sz w:val="20"/>
+                <w:szCs w:val="20"/>
+                <w:lang w:val="de-DE"/>
+              </w:rPr>
+            </w:pPr>
+            <w:r>
+              <w:rPr>
+                <w:rFonts w:ascii="Times New Roman" w:hAnsi="Times New Roman" w:cs="Times New Roman"/>
+                <w:i/>
+                <w:iCs/>
+                <w:sz w:val="20"/>
+                <w:szCs w:val="20"/>
+                <w:lang w:val="de-DE"/>
+              </w:rPr>
+              <w:t>lebhaft</w:t>
+            </w:r>
+            <w:r>
+              <w:rPr>
+                <w:rFonts w:ascii="Times New Roman" w:hAnsi="Times New Roman" w:cs="Times New Roman"/>
+                <w:sz w:val="20"/>
+                <w:szCs w:val="20"/>
+                <w:lang w:val="de-DE"/>
+              </w:rPr>
+              <w:t xml:space="preserve"> auf Rasur.</w:t>
+            </w:r>
+          </w:p>
+        </w:tc>
+      </w:tr>
+      <w:tr>
+        <w:trPr>
+          <w:cantSplit/>
+        </w:trPr>
+        <w:tc>
+          <w:tcPr>
+            <w:tcW w:w="920" w:type="dxa"/>
+            <w:tcBorders>
+              <w:top w:val="single" w:sz="4" w:space="0" w:color="auto"/>
+              <w:left w:val="single" w:sz="4" w:space="0" w:color="auto"/>
+              <w:bottom w:val="single" w:sz="4" w:space="0" w:color="auto"/>
+              <w:right w:val="single" w:sz="4" w:space="0" w:color="auto"/>
+            </w:tcBorders>
+          </w:tcPr>
+          <w:p>
+            <w:pPr>
+              <w:spacing w:after="0" w:line="360" w:lineRule="auto"/>
+              <w:outlineLvl w:val="0"/>
+              <w:rPr>
+                <w:rFonts w:ascii="Times New Roman" w:hAnsi="Times New Roman" w:cs="Times New Roman"/>
+                <w:sz w:val="20"/>
+                <w:szCs w:val="20"/>
+              </w:rPr>
+            </w:pPr>
+            <w:r>
+              <w:rPr>
+                <w:rFonts w:ascii="Times New Roman" w:hAnsi="Times New Roman" w:cs="Times New Roman"/>
+                <w:sz w:val="20"/>
+                <w:szCs w:val="20"/>
+              </w:rPr>
+              <w:t>40</w:t>
+            </w:r>
+          </w:p>
+        </w:tc>
+        <w:tc>
+          <w:tcPr>
+            <w:tcW w:w="1134" w:type="dxa"/>
+            <w:tcBorders>
+              <w:top w:val="single" w:sz="4" w:space="0" w:color="auto"/>
+              <w:left w:val="single" w:sz="4" w:space="0" w:color="auto"/>
+              <w:bottom w:val="single" w:sz="4" w:space="0" w:color="auto"/>
+              <w:right w:val="single" w:sz="4" w:space="0" w:color="auto"/>
+            </w:tcBorders>
+          </w:tcPr>
+          <w:p>
+            <w:pPr>
+              <w:spacing w:after="0" w:line="360" w:lineRule="auto"/>
+              <w:outlineLvl w:val="0"/>
+              <w:rPr>
+                <w:rFonts w:ascii="Times New Roman" w:hAnsi="Times New Roman" w:cs="Times New Roman"/>
+                <w:sz w:val="20"/>
+                <w:szCs w:val="20"/>
+              </w:rPr>
+            </w:pPr>
+            <w:r>
+              <w:rPr>
+                <w:rFonts w:ascii="Times New Roman" w:hAnsi="Times New Roman" w:cs="Times New Roman"/>
+                <w:sz w:val="20"/>
+                <w:szCs w:val="20"/>
+              </w:rPr>
+              <w:t>Gg.</w:t>
+            </w:r>
+          </w:p>
+        </w:tc>
+        <w:tc>
+          <w:tcPr>
+            <w:tcW w:w="1278" w:type="dxa"/>
+            <w:tcBorders>
+              <w:top w:val="single" w:sz="4" w:space="0" w:color="auto"/>
+              <w:left w:val="single" w:sz="4" w:space="0" w:color="auto"/>
+              <w:bottom w:val="single" w:sz="4" w:space="0" w:color="auto"/>
+              <w:right w:val="single" w:sz="4" w:space="0" w:color="auto"/>
+            </w:tcBorders>
+          </w:tcPr>
+          <w:p>
+            <w:pPr>
+              <w:spacing w:after="0" w:line="360" w:lineRule="auto"/>
+              <w:outlineLvl w:val="0"/>
+              <w:rPr>
+                <w:rFonts w:ascii="Times New Roman" w:hAnsi="Times New Roman" w:cs="Times New Roman"/>
+                <w:sz w:val="20"/>
+                <w:szCs w:val="20"/>
+              </w:rPr>
+            </w:pPr>
+            <w:r>
+              <w:rPr>
+                <w:rFonts w:ascii="Times New Roman" w:hAnsi="Times New Roman" w:cs="Times New Roman"/>
+                <w:sz w:val="20"/>
+                <w:szCs w:val="20"/>
+              </w:rPr>
+              <w:t>1/32</w:t>
+            </w:r>
+          </w:p>
+        </w:tc>
+        <w:tc>
+          <w:tcPr>
+            <w:tcW w:w="5880" w:type="dxa"/>
+            <w:tcBorders>
+              <w:top w:val="single" w:sz="4" w:space="0" w:color="auto"/>
+              <w:left w:val="single" w:sz="4" w:space="0" w:color="auto"/>
+              <w:bottom w:val="single" w:sz="4" w:space="0" w:color="auto"/>
+              <w:right w:val="single" w:sz="4" w:space="0" w:color="auto"/>
+            </w:tcBorders>
+          </w:tcPr>
+          <w:p>
+            <w:pPr>
+              <w:spacing w:after="0" w:line="360" w:lineRule="auto"/>
+              <w:outlineLvl w:val="0"/>
+              <w:rPr>
+                <w:rFonts w:ascii="Times New Roman" w:hAnsi="Times New Roman" w:cs="Times New Roman"/>
+                <w:sz w:val="20"/>
+                <w:szCs w:val="20"/>
+                <w:lang w:val="de-DE"/>
+              </w:rPr>
+            </w:pPr>
+            <w:r>
+              <w:rPr>
+                <w:rFonts w:ascii="Times New Roman" w:hAnsi="Times New Roman" w:cs="Times New Roman"/>
+                <w:sz w:val="20"/>
+                <w:szCs w:val="20"/>
+                <w:highlight w:val="magenta"/>
+                <w:lang w:val="de-DE"/>
+              </w:rPr>
+              <w:t>##</w:t>
+            </w:r>
+            <w:r>
+              <w:rPr>
+                <w:rFonts w:ascii="Times New Roman" w:hAnsi="Times New Roman" w:cs="Times New Roman"/>
+                <w:sz w:val="20"/>
+                <w:szCs w:val="20"/>
+                <w:lang w:val="de-DE"/>
+              </w:rPr>
+              <w:t>[f] auf Rasur.</w:t>
+            </w:r>
+          </w:p>
+        </w:tc>
+      </w:tr>
+      <w:tr>
+        <w:trPr>
+          <w:cantSplit/>
+        </w:trPr>
+        <w:tc>
+          <w:tcPr>
+            <w:tcW w:w="920" w:type="dxa"/>
+            <w:tcBorders>
+              <w:top w:val="single" w:sz="4" w:space="0" w:color="auto"/>
+              <w:left w:val="single" w:sz="4" w:space="0" w:color="auto"/>
+              <w:bottom w:val="single" w:sz="4" w:space="0" w:color="auto"/>
+              <w:right w:val="single" w:sz="4" w:space="0" w:color="auto"/>
+            </w:tcBorders>
+          </w:tcPr>
+          <w:p>
+            <w:pPr>
+              <w:spacing w:after="0" w:line="360" w:lineRule="auto"/>
+              <w:outlineLvl w:val="0"/>
+              <w:rPr>
+                <w:rFonts w:ascii="Times New Roman" w:hAnsi="Times New Roman" w:cs="Times New Roman"/>
+                <w:sz w:val="20"/>
+                <w:szCs w:val="20"/>
+              </w:rPr>
+            </w:pPr>
+            <w:r>
+              <w:rPr>
+                <w:rFonts w:ascii="Times New Roman" w:hAnsi="Times New Roman" w:cs="Times New Roman"/>
+                <w:sz w:val="20"/>
+                <w:szCs w:val="20"/>
+              </w:rPr>
+              <w:t>40</w:t>
+            </w:r>
+          </w:p>
+        </w:tc>
+        <w:tc>
+          <w:tcPr>
+            <w:tcW w:w="1134" w:type="dxa"/>
+            <w:tcBorders>
+              <w:top w:val="single" w:sz="4" w:space="0" w:color="auto"/>
+              <w:left w:val="single" w:sz="4" w:space="0" w:color="auto"/>
+              <w:bottom w:val="single" w:sz="4" w:space="0" w:color="auto"/>
+              <w:right w:val="single" w:sz="4" w:space="0" w:color="auto"/>
+            </w:tcBorders>
+          </w:tcPr>
+          <w:p>
+            <w:pPr>
+              <w:spacing w:after="0" w:line="360" w:lineRule="auto"/>
+              <w:outlineLvl w:val="0"/>
+              <w:rPr>
+                <w:rFonts w:ascii="Times New Roman" w:hAnsi="Times New Roman" w:cs="Times New Roman"/>
+                <w:sz w:val="20"/>
+                <w:szCs w:val="20"/>
+              </w:rPr>
+            </w:pPr>
+            <w:r>
+              <w:rPr>
+                <w:rFonts w:ascii="Times New Roman" w:hAnsi="Times New Roman" w:cs="Times New Roman"/>
+                <w:sz w:val="20"/>
+                <w:szCs w:val="20"/>
+              </w:rPr>
+              <w:t>Br.</w:t>
+            </w:r>
+          </w:p>
+        </w:tc>
+        <w:tc>
+          <w:tcPr>
+            <w:tcW w:w="1278" w:type="dxa"/>
+            <w:tcBorders>
+              <w:top w:val="single" w:sz="4" w:space="0" w:color="auto"/>
+              <w:left w:val="single" w:sz="4" w:space="0" w:color="auto"/>
+              <w:bottom w:val="single" w:sz="4" w:space="0" w:color="auto"/>
+              <w:right w:val="single" w:sz="4" w:space="0" w:color="auto"/>
+            </w:tcBorders>
+          </w:tcPr>
+          <w:p>
+            <w:pPr>
+              <w:spacing w:after="0" w:line="360" w:lineRule="auto"/>
+              <w:outlineLvl w:val="0"/>
+              <w:rPr>
+                <w:rFonts w:ascii="Times New Roman" w:hAnsi="Times New Roman" w:cs="Times New Roman"/>
+                <w:sz w:val="20"/>
+                <w:szCs w:val="20"/>
+              </w:rPr>
+            </w:pPr>
+            <w:r>
+              <w:rPr>
+                <w:rFonts w:ascii="Times New Roman" w:hAnsi="Times New Roman" w:cs="Times New Roman"/>
+                <w:sz w:val="20"/>
+                <w:szCs w:val="20"/>
+              </w:rPr>
+              <w:t>4/32</w:t>
+            </w:r>
+          </w:p>
+        </w:tc>
+        <w:tc>
+          <w:tcPr>
+            <w:tcW w:w="5880" w:type="dxa"/>
+            <w:tcBorders>
+              <w:top w:val="single" w:sz="4" w:space="0" w:color="auto"/>
+              <w:left w:val="single" w:sz="4" w:space="0" w:color="auto"/>
+              <w:bottom w:val="single" w:sz="4" w:space="0" w:color="auto"/>
+              <w:right w:val="single" w:sz="4" w:space="0" w:color="auto"/>
+            </w:tcBorders>
+          </w:tcPr>
+          <w:p>
+            <w:pPr>
+              <w:spacing w:after="0" w:line="360" w:lineRule="auto"/>
+              <w:outlineLvl w:val="0"/>
+              <w:rPr>
+                <w:rFonts w:ascii="Times New Roman" w:hAnsi="Times New Roman" w:cs="Times New Roman"/>
+                <w:sz w:val="20"/>
+                <w:szCs w:val="20"/>
+                <w:lang w:val="de-DE"/>
+              </w:rPr>
+            </w:pPr>
+            <w:r>
+              <w:rPr>
+                <w:rFonts w:ascii="Times New Roman" w:hAnsi="Times New Roman" w:cs="Times New Roman"/>
+                <w:sz w:val="20"/>
+                <w:szCs w:val="20"/>
+                <w:highlight w:val="magenta"/>
+                <w:lang w:val="de-DE"/>
+              </w:rPr>
+              <w:t>##</w:t>
+            </w:r>
+            <w:r>
+              <w:rPr>
+                <w:rFonts w:ascii="Times New Roman" w:hAnsi="Times New Roman" w:cs="Times New Roman"/>
+                <w:sz w:val="20"/>
+                <w:szCs w:val="20"/>
+                <w:lang w:val="de-DE"/>
+              </w:rPr>
+              <w:t>[s</w:t>
+            </w:r>
+            <w:r>
+              <w:rPr>
+                <w:rFonts w:ascii="Times New Roman" w:hAnsi="Times New Roman" w:cs="Times New Roman"/>
+                <w:sz w:val="20"/>
+                <w:szCs w:val="20"/>
+                <w:lang w:val="de-DE"/>
+              </w:rPr>
+              <w:t>f</w:t>
+            </w:r>
+            <w:r>
+              <w:rPr>
+                <w:rFonts w:ascii="Times New Roman" w:hAnsi="Times New Roman" w:cs="Times New Roman"/>
+                <w:sz w:val="20"/>
+                <w:szCs w:val="20"/>
+                <w:lang w:val="de-DE"/>
+              </w:rPr>
+              <w:t>f] auf Rasur.</w:t>
+            </w:r>
+          </w:p>
+        </w:tc>
+      </w:tr>
+      <w:tr>
+        <w:trPr>
+          <w:cantSplit/>
+        </w:trPr>
+        <w:tc>
+          <w:tcPr>
+            <w:tcW w:w="920" w:type="dxa"/>
+            <w:tcBorders>
+              <w:top w:val="single" w:sz="4" w:space="0" w:color="auto"/>
+              <w:left w:val="single" w:sz="4" w:space="0" w:color="auto"/>
+              <w:bottom w:val="single" w:sz="4" w:space="0" w:color="auto"/>
+              <w:right w:val="single" w:sz="4" w:space="0" w:color="auto"/>
+            </w:tcBorders>
+          </w:tcPr>
+          <w:p>
+            <w:pPr>
+              <w:spacing w:after="0" w:line="360" w:lineRule="auto"/>
+              <w:outlineLvl w:val="0"/>
+              <w:rPr>
+                <w:rFonts w:ascii="Times New Roman" w:hAnsi="Times New Roman" w:cs="Times New Roman"/>
+                <w:sz w:val="20"/>
+                <w:szCs w:val="20"/>
+              </w:rPr>
+            </w:pPr>
+            <w:r>
+              <w:rPr>
+                <w:rFonts w:ascii="Times New Roman" w:hAnsi="Times New Roman" w:cs="Times New Roman"/>
+                <w:sz w:val="20"/>
+                <w:szCs w:val="20"/>
+              </w:rPr>
+              <w:t>40</w:t>
+            </w:r>
+          </w:p>
+        </w:tc>
+        <w:tc>
+          <w:tcPr>
+            <w:tcW w:w="1134" w:type="dxa"/>
+            <w:tcBorders>
+              <w:top w:val="single" w:sz="4" w:space="0" w:color="auto"/>
+              <w:left w:val="single" w:sz="4" w:space="0" w:color="auto"/>
+              <w:bottom w:val="single" w:sz="4" w:space="0" w:color="auto"/>
+              <w:right w:val="single" w:sz="4" w:space="0" w:color="auto"/>
+            </w:tcBorders>
+          </w:tcPr>
+          <w:p>
+            <w:pPr>
+              <w:spacing w:after="0" w:line="360" w:lineRule="auto"/>
+              <w:outlineLvl w:val="0"/>
+              <w:rPr>
+                <w:rFonts w:ascii="Times New Roman" w:hAnsi="Times New Roman" w:cs="Times New Roman"/>
+                <w:sz w:val="20"/>
+                <w:szCs w:val="20"/>
+              </w:rPr>
+            </w:pPr>
+            <w:r>
+              <w:rPr>
+                <w:rFonts w:ascii="Times New Roman" w:hAnsi="Times New Roman" w:cs="Times New Roman"/>
+                <w:sz w:val="20"/>
+                <w:szCs w:val="20"/>
+              </w:rPr>
+              <w:t>Vc.</w:t>
+            </w:r>
+          </w:p>
+        </w:tc>
+        <w:tc>
+          <w:tcPr>
+            <w:tcW w:w="1278" w:type="dxa"/>
+            <w:tcBorders>
+              <w:top w:val="single" w:sz="4" w:space="0" w:color="auto"/>
+              <w:left w:val="single" w:sz="4" w:space="0" w:color="auto"/>
+              <w:bottom w:val="single" w:sz="4" w:space="0" w:color="auto"/>
+              <w:right w:val="single" w:sz="4" w:space="0" w:color="auto"/>
+            </w:tcBorders>
+          </w:tcPr>
+          <w:p>
+            <w:pPr>
+              <w:spacing w:after="0" w:line="360" w:lineRule="auto"/>
+              <w:outlineLvl w:val="0"/>
+              <w:rPr>
+                <w:rFonts w:ascii="Times New Roman" w:hAnsi="Times New Roman" w:cs="Times New Roman"/>
+                <w:sz w:val="20"/>
+                <w:szCs w:val="20"/>
+              </w:rPr>
+            </w:pPr>
+            <w:r>
+              <w:rPr>
+                <w:rFonts w:ascii="Times New Roman" w:hAnsi="Times New Roman" w:cs="Times New Roman"/>
+                <w:sz w:val="20"/>
+                <w:szCs w:val="20"/>
+              </w:rPr>
+              <w:t>4/32</w:t>
+            </w:r>
+          </w:p>
+        </w:tc>
+        <w:tc>
+          <w:tcPr>
+            <w:tcW w:w="5880" w:type="dxa"/>
+            <w:tcBorders>
+              <w:top w:val="single" w:sz="4" w:space="0" w:color="auto"/>
+              <w:left w:val="single" w:sz="4" w:space="0" w:color="auto"/>
+              <w:bottom w:val="single" w:sz="4" w:space="0" w:color="auto"/>
+              <w:right w:val="single" w:sz="4" w:space="0" w:color="auto"/>
+            </w:tcBorders>
+          </w:tcPr>
+          <w:p>
+            <w:pPr>
+              <w:spacing w:after="0" w:line="360" w:lineRule="auto"/>
+              <w:outlineLvl w:val="0"/>
+              <w:rPr>
+                <w:rFonts w:ascii="Times New Roman" w:hAnsi="Times New Roman" w:cs="Times New Roman"/>
+                <w:sz w:val="20"/>
+                <w:szCs w:val="20"/>
+                <w:lang w:val="de-DE"/>
+              </w:rPr>
+            </w:pPr>
+            <w:r>
+              <w:rPr>
+                <w:rFonts w:ascii="Times New Roman" w:hAnsi="Times New Roman" w:cs="Times New Roman"/>
+                <w:sz w:val="20"/>
+                <w:szCs w:val="20"/>
+                <w:highlight w:val="magenta"/>
+                <w:lang w:val="de-DE"/>
+              </w:rPr>
+              <w:t>##</w:t>
+            </w:r>
+            <w:r>
+              <w:rPr>
+                <w:rFonts w:ascii="Times New Roman" w:hAnsi="Times New Roman" w:cs="Times New Roman"/>
+                <w:sz w:val="20"/>
+                <w:szCs w:val="20"/>
+                <w:lang w:val="de-DE"/>
+              </w:rPr>
+              <w:t>Rasur über der Note im System?</w:t>
+            </w:r>
+          </w:p>
+        </w:tc>
+      </w:tr>
+      <w:tr>
+        <w:trPr>
+          <w:cantSplit/>
+        </w:trPr>
+        <w:tc>
+          <w:tcPr>
+            <w:tcW w:w="920" w:type="dxa"/>
+            <w:tcBorders>
+              <w:top w:val="single" w:sz="4" w:space="0" w:color="auto"/>
+              <w:left w:val="single" w:sz="4" w:space="0" w:color="auto"/>
+              <w:bottom w:val="single" w:sz="4" w:space="0" w:color="auto"/>
+              <w:right w:val="single" w:sz="4" w:space="0" w:color="auto"/>
+            </w:tcBorders>
+          </w:tcPr>
+          <w:p>
+            <w:pPr>
+              <w:spacing w:after="0" w:line="360" w:lineRule="auto"/>
+              <w:outlineLvl w:val="0"/>
+              <w:rPr>
+                <w:rFonts w:ascii="Times New Roman" w:hAnsi="Times New Roman" w:cs="Times New Roman"/>
+                <w:sz w:val="20"/>
+                <w:szCs w:val="20"/>
+              </w:rPr>
+            </w:pPr>
+            <w:r>
+              <w:rPr>
+                <w:rFonts w:ascii="Times New Roman" w:hAnsi="Times New Roman" w:cs="Times New Roman"/>
+                <w:sz w:val="20"/>
+                <w:szCs w:val="20"/>
+              </w:rPr>
+              <w:t>40</w:t>
+            </w:r>
+          </w:p>
+        </w:tc>
+        <w:tc>
+          <w:tcPr>
+            <w:tcW w:w="1134" w:type="dxa"/>
+            <w:tcBorders>
+              <w:top w:val="single" w:sz="4" w:space="0" w:color="auto"/>
+              <w:left w:val="single" w:sz="4" w:space="0" w:color="auto"/>
+              <w:bottom w:val="single" w:sz="4" w:space="0" w:color="auto"/>
+              <w:right w:val="single" w:sz="4" w:space="0" w:color="auto"/>
+            </w:tcBorders>
+          </w:tcPr>
+          <w:p>
+            <w:pPr>
+              <w:spacing w:after="0" w:line="360" w:lineRule="auto"/>
+              <w:outlineLvl w:val="0"/>
+              <w:rPr>
+                <w:rFonts w:ascii="Times New Roman" w:hAnsi="Times New Roman" w:cs="Times New Roman"/>
+                <w:sz w:val="20"/>
+                <w:szCs w:val="20"/>
+              </w:rPr>
+            </w:pPr>
+            <w:r>
+              <w:rPr>
+                <w:rFonts w:ascii="Times New Roman" w:hAnsi="Times New Roman" w:cs="Times New Roman"/>
+                <w:sz w:val="20"/>
+                <w:szCs w:val="20"/>
+              </w:rPr>
+              <w:t>Gg</w:t>
+            </w:r>
+            <w:r>
+              <w:rPr>
+                <w:rFonts w:ascii="Times New Roman" w:hAnsi="Times New Roman" w:cs="Times New Roman"/>
+                <w:sz w:val="20"/>
+                <w:szCs w:val="20"/>
+              </w:rPr>
+              <w:t>.</w:t>
+            </w:r>
+          </w:p>
+        </w:tc>
+        <w:tc>
+          <w:tcPr>
+            <w:tcW w:w="1278" w:type="dxa"/>
+            <w:tcBorders>
+              <w:top w:val="single" w:sz="4" w:space="0" w:color="auto"/>
+              <w:left w:val="single" w:sz="4" w:space="0" w:color="auto"/>
+              <w:bottom w:val="single" w:sz="4" w:space="0" w:color="auto"/>
+              <w:right w:val="single" w:sz="4" w:space="0" w:color="auto"/>
+            </w:tcBorders>
+          </w:tcPr>
+          <w:p>
+            <w:pPr>
+              <w:spacing w:after="0" w:line="360" w:lineRule="auto"/>
+              <w:outlineLvl w:val="0"/>
+              <w:rPr>
+                <w:rFonts w:ascii="Times New Roman" w:hAnsi="Times New Roman" w:cs="Times New Roman"/>
+                <w:sz w:val="20"/>
+                <w:szCs w:val="20"/>
+              </w:rPr>
+            </w:pPr>
+            <w:r>
+              <w:rPr>
+                <w:rFonts w:ascii="Times New Roman" w:hAnsi="Times New Roman" w:cs="Times New Roman"/>
+                <w:sz w:val="20"/>
+                <w:szCs w:val="20"/>
+              </w:rPr>
+              <w:t>5</w:t>
+            </w:r>
+            <w:r>
+              <w:rPr>
+                <w:rFonts w:ascii="Times New Roman" w:hAnsi="Times New Roman" w:cs="Times New Roman"/>
+                <w:sz w:val="20"/>
+                <w:szCs w:val="20"/>
+              </w:rPr>
+              <w:t>/32</w:t>
+            </w:r>
+          </w:p>
+        </w:tc>
+        <w:tc>
+          <w:tcPr>
+            <w:tcW w:w="5880" w:type="dxa"/>
+            <w:tcBorders>
+              <w:top w:val="single" w:sz="4" w:space="0" w:color="auto"/>
+              <w:left w:val="single" w:sz="4" w:space="0" w:color="auto"/>
+              <w:bottom w:val="single" w:sz="4" w:space="0" w:color="auto"/>
+              <w:right w:val="single" w:sz="4" w:space="0" w:color="auto"/>
+            </w:tcBorders>
+          </w:tcPr>
+          <w:p>
+            <w:pPr>
+              <w:spacing w:after="0" w:line="360" w:lineRule="auto"/>
+              <w:outlineLvl w:val="0"/>
+              <w:rPr>
+                <w:rFonts w:ascii="Times New Roman" w:hAnsi="Times New Roman" w:cs="Times New Roman"/>
+                <w:sz w:val="20"/>
+                <w:szCs w:val="20"/>
+                <w:lang w:val="de-DE"/>
+              </w:rPr>
+            </w:pPr>
+            <w:r>
+              <w:rPr>
+                <w:rFonts w:ascii="Times New Roman" w:hAnsi="Times New Roman" w:cs="Times New Roman"/>
+                <w:sz w:val="20"/>
+                <w:szCs w:val="20"/>
+                <w:highlight w:val="magenta"/>
+                <w:lang w:val="de-DE"/>
+              </w:rPr>
+              <w:t>##</w:t>
+            </w:r>
+            <w:r>
+              <w:rPr>
+                <w:rFonts w:ascii="Times New Roman" w:hAnsi="Times New Roman" w:cs="Times New Roman"/>
+                <w:sz w:val="20"/>
+                <w:szCs w:val="20"/>
+                <w:lang w:val="de-DE"/>
+              </w:rPr>
+              <w:t>[ff] auf Rasur.</w:t>
+            </w:r>
+          </w:p>
+        </w:tc>
+      </w:tr>
+      <w:tr>
+        <w:trPr>
+          <w:cantSplit/>
+        </w:trPr>
+        <w:tc>
+          <w:tcPr>
+            <w:tcW w:w="920" w:type="dxa"/>
+            <w:tcBorders>
+              <w:top w:val="single" w:sz="4" w:space="0" w:color="auto"/>
+              <w:left w:val="single" w:sz="4" w:space="0" w:color="auto"/>
+              <w:bottom w:val="single" w:sz="4" w:space="0" w:color="auto"/>
+              <w:right w:val="single" w:sz="4" w:space="0" w:color="auto"/>
+            </w:tcBorders>
+          </w:tcPr>
+          <w:p>
+            <w:pPr>
+              <w:spacing w:after="0" w:line="360" w:lineRule="auto"/>
+              <w:outlineLvl w:val="0"/>
+              <w:rPr>
+                <w:rFonts w:ascii="Times New Roman" w:hAnsi="Times New Roman" w:cs="Times New Roman"/>
+                <w:sz w:val="20"/>
+                <w:szCs w:val="20"/>
+              </w:rPr>
+            </w:pPr>
+            <w:r>
+              <w:rPr>
+                <w:rFonts w:ascii="Times New Roman" w:hAnsi="Times New Roman" w:cs="Times New Roman"/>
+                <w:sz w:val="20"/>
+                <w:szCs w:val="20"/>
+              </w:rPr>
+              <w:t>41</w:t>
+            </w:r>
+          </w:p>
+        </w:tc>
+        <w:tc>
+          <w:tcPr>
+            <w:tcW w:w="1134" w:type="dxa"/>
+            <w:tcBorders>
+              <w:top w:val="single" w:sz="4" w:space="0" w:color="auto"/>
+              <w:left w:val="single" w:sz="4" w:space="0" w:color="auto"/>
+              <w:bottom w:val="single" w:sz="4" w:space="0" w:color="auto"/>
+              <w:right w:val="single" w:sz="4" w:space="0" w:color="auto"/>
+            </w:tcBorders>
+          </w:tcPr>
+          <w:p>
+            <w:pPr>
+              <w:spacing w:after="0" w:line="360" w:lineRule="auto"/>
+              <w:outlineLvl w:val="0"/>
+              <w:rPr>
+                <w:rFonts w:ascii="Times New Roman" w:hAnsi="Times New Roman" w:cs="Times New Roman"/>
+                <w:sz w:val="20"/>
+                <w:szCs w:val="20"/>
+              </w:rPr>
+            </w:pPr>
+            <w:r>
+              <w:rPr>
+                <w:rFonts w:ascii="Times New Roman" w:hAnsi="Times New Roman" w:cs="Times New Roman"/>
+                <w:sz w:val="20"/>
+                <w:szCs w:val="20"/>
+              </w:rPr>
+              <w:t>Vc</w:t>
+            </w:r>
+            <w:r>
+              <w:rPr>
+                <w:rFonts w:ascii="Times New Roman" w:hAnsi="Times New Roman" w:cs="Times New Roman"/>
+                <w:sz w:val="20"/>
+                <w:szCs w:val="20"/>
+              </w:rPr>
+              <w:t>.</w:t>
+            </w:r>
+          </w:p>
+        </w:tc>
+        <w:tc>
+          <w:tcPr>
+            <w:tcW w:w="1278" w:type="dxa"/>
+            <w:tcBorders>
+              <w:top w:val="single" w:sz="4" w:space="0" w:color="auto"/>
+              <w:left w:val="single" w:sz="4" w:space="0" w:color="auto"/>
+              <w:bottom w:val="single" w:sz="4" w:space="0" w:color="auto"/>
+              <w:right w:val="single" w:sz="4" w:space="0" w:color="auto"/>
+            </w:tcBorders>
+          </w:tcPr>
+          <w:p>
+            <w:pPr>
+              <w:spacing w:after="0" w:line="360" w:lineRule="auto"/>
+              <w:outlineLvl w:val="0"/>
+              <w:rPr>
+                <w:rFonts w:ascii="Times New Roman" w:hAnsi="Times New Roman" w:cs="Times New Roman"/>
+                <w:sz w:val="20"/>
+                <w:szCs w:val="20"/>
+              </w:rPr>
+            </w:pPr>
+            <w:r>
+              <w:rPr>
+                <w:rFonts w:ascii="Times New Roman" w:hAnsi="Times New Roman" w:cs="Times New Roman"/>
+                <w:sz w:val="20"/>
+                <w:szCs w:val="20"/>
+              </w:rPr>
+              <w:t>1.</w:t>
+            </w:r>
+            <w:r>
+              <w:rPr>
+                <w:rFonts w:ascii="Times New Roman" w:hAnsi="Times New Roman" w:cs="Times New Roman"/>
+                <w:sz w:val="20"/>
+                <w:szCs w:val="20"/>
+              </w:rPr>
+              <w:t>–4. </w:t>
+            </w:r>
+            <w:r>
+              <w:rPr>
+                <w:rFonts w:ascii="Times New Roman" w:hAnsi="Times New Roman" w:cs="Times New Roman"/>
+                <w:sz w:val="20"/>
+                <w:szCs w:val="20"/>
+              </w:rPr>
+              <w:t>Note</w:t>
+            </w:r>
+          </w:p>
+        </w:tc>
+        <w:tc>
+          <w:tcPr>
+            <w:tcW w:w="5880" w:type="dxa"/>
+            <w:tcBorders>
+              <w:top w:val="single" w:sz="4" w:space="0" w:color="auto"/>
+              <w:left w:val="single" w:sz="4" w:space="0" w:color="auto"/>
+              <w:bottom w:val="single" w:sz="4" w:space="0" w:color="auto"/>
+              <w:right w:val="single" w:sz="4" w:space="0" w:color="auto"/>
+            </w:tcBorders>
+          </w:tcPr>
+          <w:p>
+            <w:pPr>
+              <w:spacing w:after="0" w:line="360" w:lineRule="auto"/>
+              <w:outlineLvl w:val="0"/>
+              <w:rPr>
+                <w:rFonts w:ascii="Times New Roman" w:hAnsi="Times New Roman" w:cs="Times New Roman"/>
+                <w:sz w:val="20"/>
+                <w:szCs w:val="20"/>
+              </w:rPr>
+            </w:pPr>
+            <w:r>
+              <w:rPr>
+                <w:rFonts w:ascii="Times New Roman" w:hAnsi="Times New Roman" w:cs="Times New Roman"/>
+                <w:i/>
+                <w:iCs/>
+                <w:sz w:val="20"/>
+                <w:szCs w:val="20"/>
+              </w:rPr>
+              <w:t>am Steg</w:t>
+            </w:r>
+            <w:r>
+              <w:rPr>
+                <w:rFonts w:ascii="Times New Roman" w:hAnsi="Times New Roman" w:cs="Times New Roman"/>
+                <w:i/>
+                <w:iCs/>
+                <w:sz w:val="20"/>
+                <w:szCs w:val="20"/>
+              </w:rPr>
+              <w:t xml:space="preserve"> </w:t>
+            </w:r>
+            <w:r>
+              <w:rPr>
+                <w:rFonts w:ascii="Times New Roman" w:hAnsi="Times New Roman" w:cs="Times New Roman"/>
+                <w:sz w:val="20"/>
+                <w:szCs w:val="20"/>
+              </w:rPr>
+              <w:t>[?]</w:t>
+            </w:r>
+            <w:r>
+              <w:rPr>
+                <w:rFonts w:ascii="Times New Roman" w:hAnsi="Times New Roman" w:cs="Times New Roman"/>
+                <w:i/>
+                <w:iCs/>
+                <w:sz w:val="20"/>
+                <w:szCs w:val="20"/>
+              </w:rPr>
+              <w:t xml:space="preserve"> - - -</w:t>
+            </w:r>
+            <w:r>
+              <w:rPr>
+                <w:rFonts w:ascii="Times New Roman" w:hAnsi="Times New Roman" w:cs="Times New Roman"/>
+                <w:sz w:val="20"/>
+                <w:szCs w:val="20"/>
+              </w:rPr>
+              <w:t xml:space="preserve"> rasiert</w:t>
+            </w:r>
+            <w:r>
+              <w:rPr>
+                <w:rFonts w:ascii="Times New Roman" w:hAnsi="Times New Roman" w:cs="Times New Roman"/>
+                <w:sz w:val="20"/>
+                <w:szCs w:val="20"/>
+              </w:rPr>
+              <w:t>.</w:t>
+            </w:r>
+            <w:r>
+              <w:rPr>
+                <w:rFonts w:ascii="Times New Roman" w:hAnsi="Times New Roman" w:cs="Times New Roman"/>
+                <w:sz w:val="20"/>
+                <w:szCs w:val="20"/>
+              </w:rPr>
+              <w:t xml:space="preserve"> </w:t>
+            </w:r>
+          </w:p>
+        </w:tc>
+      </w:tr>
+      <w:tr>
+        <w:trPr>
+          <w:cantSplit/>
+        </w:trPr>
+        <w:tc>
+          <w:tcPr>
+            <w:tcW w:w="920" w:type="dxa"/>
+            <w:tcBorders>
+              <w:top w:val="single" w:sz="4" w:space="0" w:color="auto"/>
+              <w:left w:val="single" w:sz="4" w:space="0" w:color="auto"/>
+              <w:bottom w:val="single" w:sz="4" w:space="0" w:color="auto"/>
+              <w:right w:val="single" w:sz="4" w:space="0" w:color="auto"/>
+            </w:tcBorders>
+          </w:tcPr>
+          <w:p>
+            <w:pPr>
+              <w:spacing w:after="0" w:line="360" w:lineRule="auto"/>
+              <w:outlineLvl w:val="0"/>
+              <w:rPr>
+                <w:rFonts w:ascii="Times New Roman" w:hAnsi="Times New Roman" w:cs="Times New Roman"/>
+                <w:sz w:val="20"/>
+                <w:szCs w:val="20"/>
+              </w:rPr>
+            </w:pPr>
+            <w:r>
+              <w:rPr>
+                <w:rFonts w:ascii="Times New Roman" w:hAnsi="Times New Roman" w:cs="Times New Roman"/>
+                <w:sz w:val="20"/>
+                <w:szCs w:val="20"/>
+              </w:rPr>
+              <w:t>41</w:t>
+            </w:r>
+          </w:p>
+          <w:p>
+            <w:pPr>
+              <w:spacing w:after="0" w:line="360" w:lineRule="auto"/>
+              <w:outlineLvl w:val="0"/>
+              <w:rPr>
+                <w:rFonts w:ascii="Times New Roman" w:hAnsi="Times New Roman" w:cs="Times New Roman"/>
+                <w:sz w:val="20"/>
+                <w:szCs w:val="20"/>
+              </w:rPr>
+            </w:pPr>
+            <w:r>
+              <w:rPr>
+                <w:rFonts w:ascii="Times New Roman" w:hAnsi="Times New Roman" w:cs="Times New Roman"/>
+                <w:sz w:val="20"/>
+                <w:szCs w:val="20"/>
+              </w:rPr>
+              <w:t>bis 42</w:t>
+            </w:r>
+          </w:p>
+        </w:tc>
+        <w:tc>
+          <w:tcPr>
+            <w:tcW w:w="1134" w:type="dxa"/>
+            <w:tcBorders>
+              <w:top w:val="single" w:sz="4" w:space="0" w:color="auto"/>
+              <w:left w:val="single" w:sz="4" w:space="0" w:color="auto"/>
+              <w:bottom w:val="single" w:sz="4" w:space="0" w:color="auto"/>
+              <w:right w:val="single" w:sz="4" w:space="0" w:color="auto"/>
+            </w:tcBorders>
+          </w:tcPr>
+          <w:p>
+            <w:pPr>
+              <w:spacing w:after="0" w:line="360" w:lineRule="auto"/>
+              <w:outlineLvl w:val="0"/>
+              <w:rPr>
+                <w:rFonts w:ascii="Times New Roman" w:hAnsi="Times New Roman" w:cs="Times New Roman"/>
+                <w:sz w:val="20"/>
+                <w:szCs w:val="20"/>
+              </w:rPr>
+            </w:pPr>
+            <w:r>
+              <w:rPr>
+                <w:rFonts w:ascii="Times New Roman" w:hAnsi="Times New Roman" w:cs="Times New Roman"/>
+                <w:sz w:val="20"/>
+                <w:szCs w:val="20"/>
+              </w:rPr>
+              <w:t>Gg.</w:t>
+            </w:r>
+          </w:p>
+        </w:tc>
+        <w:tc>
+          <w:tcPr>
+            <w:tcW w:w="1278" w:type="dxa"/>
+            <w:tcBorders>
+              <w:top w:val="single" w:sz="4" w:space="0" w:color="auto"/>
+              <w:left w:val="single" w:sz="4" w:space="0" w:color="auto"/>
+              <w:bottom w:val="single" w:sz="4" w:space="0" w:color="auto"/>
+              <w:right w:val="single" w:sz="4" w:space="0" w:color="auto"/>
+            </w:tcBorders>
+          </w:tcPr>
+          <w:p>
+            <w:pPr>
+              <w:spacing w:after="0" w:line="360" w:lineRule="auto"/>
+              <w:outlineLvl w:val="0"/>
+              <w:rPr>
+                <w:rFonts w:ascii="Times New Roman" w:hAnsi="Times New Roman" w:cs="Times New Roman"/>
+                <w:sz w:val="20"/>
+                <w:szCs w:val="20"/>
+              </w:rPr>
+            </w:pPr>
+            <w:r>
+              <w:rPr>
+                <w:rFonts w:ascii="Times New Roman" w:hAnsi="Times New Roman" w:cs="Times New Roman"/>
+                <w:sz w:val="20"/>
+                <w:szCs w:val="20"/>
+              </w:rPr>
+              <w:t>1. Note</w:t>
+            </w:r>
+          </w:p>
+          <w:p>
+            <w:pPr>
+              <w:spacing w:after="0" w:line="360" w:lineRule="auto"/>
+              <w:outlineLvl w:val="0"/>
+              <w:rPr>
+                <w:rFonts w:ascii="Times New Roman" w:hAnsi="Times New Roman" w:cs="Times New Roman"/>
+                <w:sz w:val="20"/>
+                <w:szCs w:val="20"/>
+              </w:rPr>
+            </w:pPr>
+            <w:r>
+              <w:rPr>
+                <w:rFonts w:ascii="Times New Roman" w:hAnsi="Times New Roman" w:cs="Times New Roman"/>
+                <w:sz w:val="20"/>
+                <w:szCs w:val="20"/>
+              </w:rPr>
+              <w:t>2/32</w:t>
+            </w:r>
+          </w:p>
+        </w:tc>
+        <w:tc>
+          <w:tcPr>
+            <w:tcW w:w="5880" w:type="dxa"/>
+            <w:tcBorders>
+              <w:top w:val="single" w:sz="4" w:space="0" w:color="auto"/>
+              <w:left w:val="single" w:sz="4" w:space="0" w:color="auto"/>
+              <w:bottom w:val="single" w:sz="4" w:space="0" w:color="auto"/>
+              <w:right w:val="single" w:sz="4" w:space="0" w:color="auto"/>
+            </w:tcBorders>
+          </w:tcPr>
+          <w:p>
+            <w:pPr>
+              <w:spacing w:after="0" w:line="360" w:lineRule="auto"/>
+              <w:outlineLvl w:val="0"/>
+              <w:rPr>
+                <w:rFonts w:ascii="Times New Roman" w:hAnsi="Times New Roman" w:cs="Times New Roman"/>
+                <w:sz w:val="20"/>
+                <w:szCs w:val="20"/>
+              </w:rPr>
+            </w:pPr>
+            <w:r>
+              <w:rPr>
+                <w:rFonts w:ascii="Times New Roman" w:hAnsi="Times New Roman" w:cs="Times New Roman"/>
+                <w:i/>
+                <w:iCs/>
+                <w:sz w:val="20"/>
+                <w:szCs w:val="20"/>
+              </w:rPr>
+              <w:t xml:space="preserve">am Steg </w:t>
+            </w:r>
+            <w:r>
+              <w:rPr>
+                <w:rFonts w:ascii="Times New Roman" w:hAnsi="Times New Roman" w:cs="Times New Roman"/>
+                <w:sz w:val="20"/>
+                <w:szCs w:val="20"/>
+              </w:rPr>
+              <w:t>[?]</w:t>
+            </w:r>
+            <w:r>
+              <w:rPr>
+                <w:rFonts w:ascii="Times New Roman" w:hAnsi="Times New Roman" w:cs="Times New Roman"/>
+                <w:i/>
+                <w:iCs/>
+                <w:sz w:val="20"/>
+                <w:szCs w:val="20"/>
+              </w:rPr>
+              <w:t xml:space="preserve"> </w:t>
+            </w:r>
+            <w:r>
+              <w:rPr>
+                <w:rFonts w:ascii="Times New Roman" w:hAnsi="Times New Roman" w:cs="Times New Roman"/>
+                <w:i/>
+                <w:iCs/>
+                <w:sz w:val="20"/>
+                <w:szCs w:val="20"/>
+              </w:rPr>
+              <w:t>- - -</w:t>
+            </w:r>
+            <w:r>
+              <w:rPr>
+                <w:rFonts w:ascii="Times New Roman" w:hAnsi="Times New Roman" w:cs="Times New Roman"/>
+                <w:sz w:val="20"/>
+                <w:szCs w:val="20"/>
+              </w:rPr>
+              <w:t xml:space="preserve"> rasiert</w:t>
+            </w:r>
+            <w:r>
+              <w:rPr>
+                <w:rFonts w:ascii="Times New Roman" w:hAnsi="Times New Roman" w:cs="Times New Roman"/>
+                <w:sz w:val="20"/>
+                <w:szCs w:val="20"/>
+              </w:rPr>
+              <w:t>.</w:t>
+            </w:r>
+            <w:r>
+              <w:rPr>
+                <w:rFonts w:ascii="Times New Roman" w:hAnsi="Times New Roman" w:cs="Times New Roman"/>
+                <w:sz w:val="20"/>
+                <w:szCs w:val="20"/>
+              </w:rPr>
+              <w:t xml:space="preserve"> </w:t>
+            </w:r>
+          </w:p>
+        </w:tc>
+      </w:tr>
+      <w:tr>
+        <w:trPr>
+          <w:cantSplit/>
+        </w:trPr>
+        <w:tc>
+          <w:tcPr>
+            <w:tcW w:w="920" w:type="dxa"/>
+            <w:tcBorders>
+              <w:top w:val="single" w:sz="4" w:space="0" w:color="auto"/>
+              <w:left w:val="single" w:sz="4" w:space="0" w:color="auto"/>
+              <w:bottom w:val="single" w:sz="4" w:space="0" w:color="auto"/>
+              <w:right w:val="single" w:sz="4" w:space="0" w:color="auto"/>
+            </w:tcBorders>
+          </w:tcPr>
+          <w:p>
+            <w:pPr>
+              <w:spacing w:after="0" w:line="360" w:lineRule="auto"/>
+              <w:outlineLvl w:val="0"/>
+              <w:rPr>
+                <w:rFonts w:ascii="Times New Roman" w:hAnsi="Times New Roman" w:cs="Times New Roman"/>
+                <w:sz w:val="20"/>
+                <w:szCs w:val="20"/>
+              </w:rPr>
+            </w:pPr>
+            <w:r>
+              <w:rPr>
+                <w:rFonts w:ascii="Times New Roman" w:hAnsi="Times New Roman" w:cs="Times New Roman"/>
+                <w:sz w:val="20"/>
+                <w:szCs w:val="20"/>
+              </w:rPr>
+              <w:t>42</w:t>
+            </w:r>
+          </w:p>
+        </w:tc>
+        <w:tc>
+          <w:tcPr>
+            <w:tcW w:w="1134" w:type="dxa"/>
+            <w:tcBorders>
+              <w:top w:val="single" w:sz="4" w:space="0" w:color="auto"/>
+              <w:left w:val="single" w:sz="4" w:space="0" w:color="auto"/>
+              <w:bottom w:val="single" w:sz="4" w:space="0" w:color="auto"/>
+              <w:right w:val="single" w:sz="4" w:space="0" w:color="auto"/>
+            </w:tcBorders>
+          </w:tcPr>
+          <w:p>
+            <w:pPr>
+              <w:spacing w:after="0" w:line="360" w:lineRule="auto"/>
+              <w:outlineLvl w:val="0"/>
+              <w:rPr>
+                <w:rFonts w:ascii="Times New Roman" w:hAnsi="Times New Roman" w:cs="Times New Roman"/>
+                <w:sz w:val="20"/>
+                <w:szCs w:val="20"/>
+              </w:rPr>
+            </w:pPr>
+          </w:p>
+        </w:tc>
+        <w:tc>
+          <w:tcPr>
+            <w:tcW w:w="1278" w:type="dxa"/>
+            <w:tcBorders>
+              <w:top w:val="single" w:sz="4" w:space="0" w:color="auto"/>
+              <w:left w:val="single" w:sz="4" w:space="0" w:color="auto"/>
+              <w:bottom w:val="single" w:sz="4" w:space="0" w:color="auto"/>
+              <w:right w:val="single" w:sz="4" w:space="0" w:color="auto"/>
+            </w:tcBorders>
+          </w:tcPr>
+          <w:p>
+            <w:pPr>
+              <w:spacing w:after="0" w:line="360" w:lineRule="auto"/>
+              <w:outlineLvl w:val="0"/>
+              <w:rPr>
+                <w:rFonts w:ascii="Times New Roman" w:hAnsi="Times New Roman" w:cs="Times New Roman"/>
+                <w:sz w:val="20"/>
+                <w:szCs w:val="20"/>
+              </w:rPr>
+            </w:pPr>
+            <w:r>
+              <w:rPr>
+                <w:rFonts w:ascii="Times New Roman" w:hAnsi="Times New Roman" w:cs="Times New Roman"/>
+                <w:sz w:val="20"/>
+                <w:szCs w:val="20"/>
+              </w:rPr>
+              <w:t>(2/16) bis Taktende</w:t>
+            </w:r>
+          </w:p>
+        </w:tc>
+        <w:tc>
+          <w:tcPr>
+            <w:tcW w:w="5880" w:type="dxa"/>
+            <w:tcBorders>
+              <w:top w:val="single" w:sz="4" w:space="0" w:color="auto"/>
+              <w:left w:val="single" w:sz="4" w:space="0" w:color="auto"/>
+              <w:bottom w:val="single" w:sz="4" w:space="0" w:color="auto"/>
+              <w:right w:val="single" w:sz="4" w:space="0" w:color="auto"/>
+            </w:tcBorders>
+          </w:tcPr>
+          <w:p>
+            <w:pPr>
+              <w:spacing w:after="0" w:line="360" w:lineRule="auto"/>
+              <w:outlineLvl w:val="0"/>
+              <w:rPr>
+                <w:rFonts w:ascii="Times New Roman" w:hAnsi="Times New Roman" w:cs="Times New Roman"/>
+                <w:sz w:val="20"/>
+                <w:szCs w:val="20"/>
+              </w:rPr>
+            </w:pPr>
+            <w:r>
+              <w:rPr>
+                <w:rFonts w:ascii="Times New Roman" w:hAnsi="Times New Roman" w:cs="Times New Roman"/>
+                <w:i/>
+                <w:iCs/>
+                <w:sz w:val="20"/>
+                <w:szCs w:val="20"/>
+              </w:rPr>
+              <w:t>molto rit. - - -</w:t>
+            </w:r>
+            <w:r>
+              <w:rPr>
+                <w:rFonts w:ascii="Times New Roman" w:hAnsi="Times New Roman" w:cs="Times New Roman"/>
+                <w:sz w:val="20"/>
+                <w:szCs w:val="20"/>
+              </w:rPr>
+              <w:t xml:space="preserve"> auf Rasur.</w:t>
+            </w:r>
+          </w:p>
+        </w:tc>
+      </w:tr>
+      <w:tr>
+        <w:trPr>
+          <w:cantSplit/>
+        </w:trPr>
+        <w:tc>
+          <w:tcPr>
+            <w:tcW w:w="920" w:type="dxa"/>
+            <w:tcBorders>
+              <w:top w:val="single" w:sz="4" w:space="0" w:color="auto"/>
+              <w:left w:val="single" w:sz="4" w:space="0" w:color="auto"/>
+              <w:bottom w:val="single" w:sz="4" w:space="0" w:color="auto"/>
+              <w:right w:val="single" w:sz="4" w:space="0" w:color="auto"/>
+            </w:tcBorders>
+          </w:tcPr>
+          <w:p>
+            <w:pPr>
+              <w:spacing w:after="0" w:line="360" w:lineRule="auto"/>
+              <w:outlineLvl w:val="0"/>
+              <w:rPr>
+                <w:rFonts w:ascii="Times New Roman" w:hAnsi="Times New Roman" w:cs="Times New Roman"/>
+                <w:sz w:val="20"/>
+                <w:szCs w:val="20"/>
+              </w:rPr>
+            </w:pPr>
+            <w:r>
+              <w:rPr>
+                <w:rFonts w:ascii="Times New Roman" w:hAnsi="Times New Roman" w:cs="Times New Roman"/>
+                <w:sz w:val="20"/>
+                <w:szCs w:val="20"/>
+              </w:rPr>
+              <w:t>4</w:t>
+            </w:r>
+            <w:r>
+              <w:rPr>
+                <w:rFonts w:ascii="Times New Roman" w:hAnsi="Times New Roman" w:cs="Times New Roman"/>
+                <w:sz w:val="20"/>
+                <w:szCs w:val="20"/>
+              </w:rPr>
+              <w:t>3</w:t>
+            </w:r>
+          </w:p>
+        </w:tc>
+        <w:tc>
+          <w:tcPr>
+            <w:tcW w:w="1134" w:type="dxa"/>
+            <w:tcBorders>
+              <w:top w:val="single" w:sz="4" w:space="0" w:color="auto"/>
+              <w:left w:val="single" w:sz="4" w:space="0" w:color="auto"/>
+              <w:bottom w:val="single" w:sz="4" w:space="0" w:color="auto"/>
+              <w:right w:val="single" w:sz="4" w:space="0" w:color="auto"/>
+            </w:tcBorders>
+          </w:tcPr>
+          <w:p>
+            <w:pPr>
+              <w:spacing w:after="0" w:line="360" w:lineRule="auto"/>
+              <w:outlineLvl w:val="0"/>
+              <w:rPr>
+                <w:rFonts w:ascii="Times New Roman" w:hAnsi="Times New Roman" w:cs="Times New Roman"/>
+                <w:sz w:val="20"/>
+                <w:szCs w:val="20"/>
+              </w:rPr>
+            </w:pPr>
+            <w:r>
+              <w:rPr>
+                <w:rFonts w:ascii="Times New Roman" w:hAnsi="Times New Roman" w:cs="Times New Roman"/>
+                <w:sz w:val="20"/>
+                <w:szCs w:val="20"/>
+              </w:rPr>
+              <w:t>Br</w:t>
+            </w:r>
+            <w:r>
+              <w:rPr>
+                <w:rFonts w:ascii="Times New Roman" w:hAnsi="Times New Roman" w:cs="Times New Roman"/>
+                <w:sz w:val="20"/>
+                <w:szCs w:val="20"/>
+              </w:rPr>
+              <w:t>.</w:t>
+            </w:r>
+          </w:p>
+        </w:tc>
+        <w:tc>
+          <w:tcPr>
+            <w:tcW w:w="1278" w:type="dxa"/>
+            <w:tcBorders>
+              <w:top w:val="single" w:sz="4" w:space="0" w:color="auto"/>
+              <w:left w:val="single" w:sz="4" w:space="0" w:color="auto"/>
+              <w:bottom w:val="single" w:sz="4" w:space="0" w:color="auto"/>
+              <w:right w:val="single" w:sz="4" w:space="0" w:color="auto"/>
+            </w:tcBorders>
+          </w:tcPr>
+          <w:p>
+            <w:pPr>
+              <w:spacing w:after="0" w:line="360" w:lineRule="auto"/>
+              <w:outlineLvl w:val="0"/>
+              <w:rPr>
+                <w:rFonts w:ascii="Times New Roman" w:hAnsi="Times New Roman" w:cs="Times New Roman"/>
+                <w:sz w:val="20"/>
+                <w:szCs w:val="20"/>
+              </w:rPr>
+            </w:pPr>
+            <w:r>
+              <w:rPr>
+                <w:rFonts w:ascii="Times New Roman" w:hAnsi="Times New Roman" w:cs="Times New Roman"/>
+                <w:sz w:val="20"/>
+                <w:szCs w:val="20"/>
+              </w:rPr>
+              <w:t>1.–2. Note</w:t>
+            </w:r>
+          </w:p>
+        </w:tc>
+        <w:tc>
+          <w:tcPr>
+            <w:tcW w:w="5880" w:type="dxa"/>
+            <w:tcBorders>
+              <w:top w:val="single" w:sz="4" w:space="0" w:color="auto"/>
+              <w:left w:val="single" w:sz="4" w:space="0" w:color="auto"/>
+              <w:bottom w:val="single" w:sz="4" w:space="0" w:color="auto"/>
+              <w:right w:val="single" w:sz="4" w:space="0" w:color="auto"/>
+            </w:tcBorders>
+          </w:tcPr>
+          <w:p>
+            <w:pPr>
+              <w:spacing w:after="0" w:line="360" w:lineRule="auto"/>
+              <w:outlineLvl w:val="0"/>
+              <w:rPr>
+                <w:rFonts w:ascii="Times New Roman" w:hAnsi="Times New Roman" w:cs="Times New Roman"/>
+                <w:sz w:val="20"/>
+                <w:szCs w:val="20"/>
+              </w:rPr>
+            </w:pPr>
+            <w:r>
+              <w:rPr>
+                <w:rFonts w:ascii="Times New Roman" w:hAnsi="Times New Roman" w:cs="Times New Roman"/>
+                <w:sz w:val="20"/>
+                <w:szCs w:val="20"/>
+              </w:rPr>
+              <w:t xml:space="preserve">Anfang von </w:t>
+            </w:r>
+            <w:r>
+              <w:rPr>
+                <w:rFonts w:ascii="Times New Roman" w:hAnsi="Times New Roman" w:cs="Times New Roman"/>
+                <w:i/>
+                <w:iCs/>
+                <w:sz w:val="20"/>
+                <w:szCs w:val="20"/>
+              </w:rPr>
+              <w:t>am Steg - - -</w:t>
+            </w:r>
+            <w:r>
+              <w:rPr>
+                <w:rFonts w:ascii="Times New Roman" w:hAnsi="Times New Roman" w:cs="Times New Roman"/>
+                <w:sz w:val="20"/>
+                <w:szCs w:val="20"/>
+              </w:rPr>
+              <w:t xml:space="preserve"> </w:t>
+            </w:r>
+            <w:r>
+              <w:rPr>
+                <w:rFonts w:ascii="Times New Roman" w:hAnsi="Times New Roman" w:cs="Times New Roman"/>
+                <w:sz w:val="20"/>
+                <w:szCs w:val="20"/>
+              </w:rPr>
+              <w:t>geändert von T. 42 1. Note.</w:t>
+            </w:r>
+            <w:r>
+              <w:rPr>
+                <w:rFonts w:ascii="Times New Roman" w:hAnsi="Times New Roman" w:cs="Times New Roman"/>
+                <w:sz w:val="20"/>
+                <w:szCs w:val="20"/>
+              </w:rPr>
+              <w:t xml:space="preserve"> </w:t>
+            </w:r>
+          </w:p>
+        </w:tc>
+      </w:tr>
+      <w:tr>
+        <w:trPr>
+          <w:cantSplit/>
+        </w:trPr>
+        <w:tc>
+          <w:tcPr>
+            <w:tcW w:w="920" w:type="dxa"/>
+            <w:tcBorders>
+              <w:top w:val="single" w:sz="4" w:space="0" w:color="auto"/>
+              <w:left w:val="single" w:sz="4" w:space="0" w:color="auto"/>
+              <w:bottom w:val="single" w:sz="4" w:space="0" w:color="auto"/>
+              <w:right w:val="single" w:sz="4" w:space="0" w:color="auto"/>
+            </w:tcBorders>
+          </w:tcPr>
+          <w:p>
+            <w:pPr>
+              <w:spacing w:after="0" w:line="360" w:lineRule="auto"/>
+              <w:outlineLvl w:val="0"/>
+              <w:rPr>
+                <w:rFonts w:ascii="Times New Roman" w:hAnsi="Times New Roman" w:cs="Times New Roman"/>
+                <w:sz w:val="20"/>
+                <w:szCs w:val="20"/>
+              </w:rPr>
+            </w:pPr>
+          </w:p>
+        </w:tc>
+        <w:tc>
+          <w:tcPr>
+            <w:tcW w:w="1134" w:type="dxa"/>
+            <w:tcBorders>
+              <w:top w:val="single" w:sz="4" w:space="0" w:color="auto"/>
+              <w:left w:val="single" w:sz="4" w:space="0" w:color="auto"/>
+              <w:bottom w:val="single" w:sz="4" w:space="0" w:color="auto"/>
+              <w:right w:val="single" w:sz="4" w:space="0" w:color="auto"/>
+            </w:tcBorders>
+          </w:tcPr>
+          <w:p>
+            <w:pPr>
+              <w:spacing w:after="0" w:line="360" w:lineRule="auto"/>
+              <w:outlineLvl w:val="0"/>
+              <w:rPr>
+                <w:rFonts w:ascii="Times New Roman" w:hAnsi="Times New Roman" w:cs="Times New Roman"/>
+                <w:sz w:val="20"/>
+                <w:szCs w:val="20"/>
+              </w:rPr>
+            </w:pPr>
+          </w:p>
+        </w:tc>
+        <w:tc>
+          <w:tcPr>
+            <w:tcW w:w="1278" w:type="dxa"/>
+            <w:tcBorders>
+              <w:top w:val="single" w:sz="4" w:space="0" w:color="auto"/>
+              <w:left w:val="single" w:sz="4" w:space="0" w:color="auto"/>
+              <w:bottom w:val="single" w:sz="4" w:space="0" w:color="auto"/>
+              <w:right w:val="single" w:sz="4" w:space="0" w:color="auto"/>
+            </w:tcBorders>
+          </w:tcPr>
+          <w:p>
+            <w:pPr>
+              <w:spacing w:after="0" w:line="360" w:lineRule="auto"/>
+              <w:outlineLvl w:val="0"/>
+              <w:rPr>
+                <w:rFonts w:ascii="Times New Roman" w:hAnsi="Times New Roman" w:cs="Times New Roman"/>
+                <w:sz w:val="20"/>
+                <w:szCs w:val="20"/>
+              </w:rPr>
+            </w:pPr>
+          </w:p>
+        </w:tc>
+        <w:tc>
+          <w:tcPr>
+            <w:tcW w:w="5880" w:type="dxa"/>
+            <w:tcBorders>
+              <w:top w:val="single" w:sz="4" w:space="0" w:color="auto"/>
+              <w:left w:val="single" w:sz="4" w:space="0" w:color="auto"/>
+              <w:bottom w:val="single" w:sz="4" w:space="0" w:color="auto"/>
+              <w:right w:val="single" w:sz="4" w:space="0" w:color="auto"/>
+            </w:tcBorders>
+          </w:tcPr>
+          <w:p>
+            <w:pPr>
+              <w:spacing w:after="0" w:line="360" w:lineRule="auto"/>
+              <w:outlineLvl w:val="0"/>
+              <w:rPr>
+                <w:rFonts w:ascii="Times New Roman" w:hAnsi="Times New Roman" w:cs="Times New Roman"/>
+                <w:sz w:val="20"/>
+                <w:szCs w:val="20"/>
+              </w:rPr>
+            </w:pPr>
           </w:p>
         </w:tc>
       </w:tr>
@@ -33576,6 +36934,7 @@
                 <w:szCs w:val="20"/>
                 <w:lang w:val="de-DE"/>
               </w:rPr>
+              <w:lastRenderedPageBreak/>
               <w:t xml:space="preserve">I </w:t>
             </w:r>
             <w:r>
@@ -35552,15 +38911,7 @@
                 <w:sz w:val="20"/>
                 <w:szCs w:val="20"/>
               </w:rPr>
-              <w:t>Decrescend</w:t>
-            </w:r>
-            <w:r>
-              <w:rPr>
-                <w:rFonts w:ascii="Times New Roman" w:hAnsi="Times New Roman" w:cs="Times New Roman"/>
-                <w:sz w:val="20"/>
-                <w:szCs w:val="20"/>
-              </w:rPr>
-              <w:t>ogabel durch Einklammerung</w:t>
+              <w:t>Decrescendogabel durch Einklammerung</w:t>
             </w:r>
             <w:r>
               <w:rPr>
@@ -35615,6 +38966,15 @@
                 <w:lang w:val="de-DE"/>
               </w:rPr>
             </w:pPr>
+            <w:r>
+              <w:rPr>
+                <w:rFonts w:ascii="Times New Roman" w:hAnsi="Times New Roman" w:cs="Times New Roman"/>
+                <w:sz w:val="20"/>
+                <w:szCs w:val="20"/>
+                <w:lang w:val="de-DE"/>
+              </w:rPr>
+              <w:t>40</w:t>
+            </w:r>
           </w:p>
         </w:tc>
         <w:tc>
@@ -35638,6 +38998,15 @@
                 <w:lang w:val="de-DE"/>
               </w:rPr>
             </w:pPr>
+            <w:r>
+              <w:rPr>
+                <w:rFonts w:ascii="Times New Roman" w:hAnsi="Times New Roman" w:cs="Times New Roman"/>
+                <w:sz w:val="20"/>
+                <w:szCs w:val="20"/>
+                <w:lang w:val="de-DE"/>
+              </w:rPr>
+              <w:t>Br.</w:t>
+            </w:r>
           </w:p>
         </w:tc>
         <w:tc>
@@ -35661,6 +39030,15 @@
                 <w:lang w:val="de-DE"/>
               </w:rPr>
             </w:pPr>
+            <w:r>
+              <w:rPr>
+                <w:rFonts w:ascii="Times New Roman" w:hAnsi="Times New Roman" w:cs="Times New Roman"/>
+                <w:sz w:val="20"/>
+                <w:szCs w:val="20"/>
+                <w:lang w:val="de-DE"/>
+              </w:rPr>
+              <w:t>2/32</w:t>
+            </w:r>
           </w:p>
         </w:tc>
         <w:tc>
@@ -35684,6 +39062,25 @@
                 <w:lang w:val="de-DE"/>
               </w:rPr>
             </w:pPr>
+            <w:r>
+              <w:rPr>
+                <w:rFonts w:ascii="Times New Roman" w:hAnsi="Times New Roman" w:cs="Times New Roman"/>
+                <w:sz w:val="20"/>
+                <w:szCs w:val="20"/>
+                <w:highlight w:val="magenta"/>
+                <w:lang w:val="de-DE"/>
+              </w:rPr>
+              <w:t>##</w:t>
+            </w:r>
+            <w:r>
+              <w:rPr>
+                <w:rFonts w:ascii="Times New Roman" w:hAnsi="Times New Roman" w:cs="Times New Roman"/>
+                <w:sz w:val="20"/>
+                <w:szCs w:val="20"/>
+                <w:lang w:val="de-DE"/>
+              </w:rPr>
+              <w:t>Zweiunddreißigstelpause hinzugefügt.</w:t>
+            </w:r>
           </w:p>
         </w:tc>
       </w:tr>
